--- a/Backend/Director_Disclosure/Output_Disclosures/2024-25/BLUE_STAR_REALTORS_LIMITED/MBP-1/MBP1_PANKAJ_KUMAR_BHARDWAJ_09568028.docx
+++ b/Backend/Director_Disclosure/Output_Disclosures/2024-25/BLUE_STAR_REALTORS_LIMITED/MBP-1/MBP1_PANKAJ_KUMAR_BHARDWAJ_09568028.docx
@@ -93,182 +93,17 @@
     </w:p>
     <w:p>
       <w:pPr>
-        <w:spacing w:before="0" w:after="0"/>
-        <w:jc w:val="left"/>
-      </w:pPr>
-      <w:r>
-        <w:rPr>
-          <w:rFonts w:ascii="Adani" w:hAnsi="Adani"/>
-          <w:b w:val="0"/>
-          <w:sz w:val="20"/>
-          <w:u w:val="none"/>
-        </w:rPr>
-        <w:t>ADANI AGRI LOGISTICS (DAHOD) LIMITED</w:t>
-      </w:r>
-    </w:p>
-    <w:p>
-      <w:pPr>
-        <w:spacing w:before="0" w:after="0"/>
-        <w:jc w:val="left"/>
-      </w:pPr>
-      <w:r>
-        <w:rPr>
-          <w:rFonts w:ascii="Adani" w:hAnsi="Adani"/>
-          <w:b w:val="0"/>
-          <w:sz w:val="20"/>
-          <w:u w:val="none"/>
-        </w:rPr>
-        <w:t>ADANI AGRI LOGISTICS (KATIHAR) LIMITED</w:t>
-      </w:r>
-    </w:p>
-    <w:p>
-      <w:pPr>
-        <w:spacing w:before="0" w:after="0"/>
-        <w:jc w:val="left"/>
-      </w:pPr>
-      <w:r>
-        <w:rPr>
-          <w:rFonts w:ascii="Adani" w:hAnsi="Adani"/>
-          <w:b w:val="0"/>
-          <w:sz w:val="20"/>
-          <w:u w:val="none"/>
-        </w:rPr>
-        <w:t>ADANI AGRI LOGISTICS (DHAMORA) LIMITED</w:t>
-      </w:r>
-    </w:p>
-    <w:p>
-      <w:pPr>
-        <w:spacing w:before="0" w:after="0"/>
-        <w:jc w:val="left"/>
-      </w:pPr>
-      <w:r>
-        <w:rPr>
-          <w:rFonts w:ascii="Adani" w:hAnsi="Adani"/>
-          <w:b w:val="0"/>
-          <w:sz w:val="20"/>
-          <w:u w:val="none"/>
-        </w:rPr>
-        <w:t>ADANI AGRI LOGISTICS (KANNAUJ) LIMITED</w:t>
-      </w:r>
-    </w:p>
-    <w:p>
-      <w:pPr>
-        <w:spacing w:before="0" w:after="0"/>
-        <w:jc w:val="left"/>
-      </w:pPr>
-      <w:r>
-        <w:rPr>
-          <w:rFonts w:ascii="Adani" w:hAnsi="Adani"/>
-          <w:b w:val="0"/>
-          <w:sz w:val="20"/>
-          <w:u w:val="none"/>
-        </w:rPr>
-        <w:t>ADANI AGRI LOGISTICS (KOTKAPURA) LIMITED</w:t>
-      </w:r>
-    </w:p>
-    <w:p>
-      <w:pPr>
-        <w:spacing w:before="0" w:after="0"/>
-        <w:jc w:val="left"/>
-      </w:pPr>
-      <w:r>
-        <w:rPr>
-          <w:rFonts w:ascii="Adani" w:hAnsi="Adani"/>
-          <w:b w:val="0"/>
-          <w:sz w:val="20"/>
-          <w:u w:val="none"/>
-        </w:rPr>
-        <w:t>SULOCHANA PEDESTAL LIMITED</w:t>
-      </w:r>
-    </w:p>
-    <w:p>
-      <w:pPr>
-        <w:spacing w:before="0" w:after="0"/>
-        <w:jc w:val="left"/>
-      </w:pPr>
-      <w:r>
-        <w:rPr>
-          <w:rFonts w:ascii="Adani" w:hAnsi="Adani"/>
-          <w:b w:val="0"/>
-          <w:sz w:val="20"/>
-          <w:u w:val="none"/>
-        </w:rPr>
-        <w:t>BLUE STAR REALTORS LIMITED</w:t>
-      </w:r>
-    </w:p>
-    <w:p>
-      <w:pPr>
-        <w:spacing w:before="0" w:after="0"/>
-        <w:jc w:val="left"/>
-      </w:pPr>
-      <w:r>
-        <w:rPr>
-          <w:rFonts w:ascii="Adani" w:hAnsi="Adani"/>
-          <w:b w:val="0"/>
-          <w:sz w:val="20"/>
-          <w:u w:val="none"/>
-        </w:rPr>
-        <w:t>ADANI LOGISTICS SERVICES LIMITED</w:t>
-      </w:r>
-    </w:p>
-    <w:p>
-      <w:pPr>
-        <w:spacing w:before="0" w:after="0"/>
-        <w:jc w:val="left"/>
-      </w:pPr>
-      <w:r>
-        <w:rPr>
-          <w:rFonts w:ascii="Adani" w:hAnsi="Adani"/>
-          <w:b w:val="0"/>
-          <w:sz w:val="20"/>
-          <w:u w:val="none"/>
-        </w:rPr>
-        <w:t>MADURAI INFRASTRUCTURE LIMITED</w:t>
-      </w:r>
-    </w:p>
-    <w:p>
-      <w:pPr>
-        <w:spacing w:before="0" w:after="0"/>
-        <w:jc w:val="left"/>
-      </w:pPr>
-      <w:r>
-        <w:rPr>
-          <w:rFonts w:ascii="Adani" w:hAnsi="Adani"/>
-          <w:b w:val="0"/>
-          <w:sz w:val="20"/>
-          <w:u w:val="none"/>
-        </w:rPr>
-        <w:t>ADANI AGRI LOGISTICS LIMITED</w:t>
-      </w:r>
-    </w:p>
-    <w:p>
-      <w:pPr>
-        <w:spacing w:before="0" w:after="0"/>
-        <w:jc w:val="left"/>
-      </w:pPr>
-      <w:r>
-        <w:rPr>
-          <w:rFonts w:ascii="Adani" w:hAnsi="Adani"/>
-          <w:b w:val="0"/>
-          <w:sz w:val="20"/>
-          <w:u w:val="none"/>
-        </w:rPr>
-        <w:t>PUNARVASU FINANCIAL SERVICES PRIVATE LIMITED</w:t>
-      </w:r>
-    </w:p>
-    <w:p>
-      <w:pPr>
         <w:spacing w:before="0" w:after="160"/>
         <w:jc w:val="left"/>
       </w:pPr>
       <w:r>
         <w:rPr>
           <w:rFonts w:ascii="Adani" w:hAnsi="Adani"/>
-          <w:b w:val="0"/>
+          <w:b/>
           <w:sz w:val="20"/>
           <w:u w:val="none"/>
         </w:rPr>
-        <w:t>AGRI WAREHOUSING SERVICE PROVIDERS (INDIA)  LIMITED</w:t>
+        <w:t>BLUE STAR REALTORS LIMITED</w:t>
       </w:r>
     </w:p>
     <w:p>
@@ -554,6 +389,148 @@
                 <w:sz w:val="18"/>
                 <w:u w:val="none"/>
               </w:rPr>
+              <w:t>NRC LIMITED</w:t>
+            </w:r>
+          </w:p>
+        </w:tc>
+        <w:tc>
+          <w:tcPr>
+            <w:tcW w:type="dxa" w:w="1814"/>
+            <w:shd w:val="clear" w:color="auto" w:fill="FFFFFF"/>
+            <w:tcBorders>
+              <w:top w:val="single" w:sz="4" w:space="0" w:color="000000"/>
+              <w:left w:val="single" w:sz="4" w:space="0" w:color="000000"/>
+              <w:bottom w:val="single" w:sz="4" w:space="0" w:color="000000"/>
+              <w:right w:val="single" w:sz="4" w:space="0" w:color="000000"/>
+            </w:tcBorders>
+            <w:vAlign w:val="center"/>
+          </w:tcPr>
+          <w:p>
+            <w:pPr>
+              <w:spacing w:before="40" w:after="40"/>
+              <w:jc w:val="left"/>
+            </w:pPr>
+            <w:r>
+              <w:rPr>
+                <w:rFonts w:ascii="Adani" w:hAnsi="Adani"/>
+                <w:b w:val="0"/>
+                <w:sz w:val="18"/>
+                <w:u w:val="none"/>
+              </w:rPr>
+              <w:t>Additional Director</w:t>
+            </w:r>
+          </w:p>
+        </w:tc>
+        <w:tc>
+          <w:tcPr>
+            <w:tcW w:type="dxa" w:w="1020"/>
+            <w:shd w:val="clear" w:color="auto" w:fill="FFFFFF"/>
+            <w:tcBorders>
+              <w:top w:val="single" w:sz="4" w:space="0" w:color="000000"/>
+              <w:left w:val="single" w:sz="4" w:space="0" w:color="000000"/>
+              <w:bottom w:val="single" w:sz="4" w:space="0" w:color="000000"/>
+              <w:right w:val="single" w:sz="4" w:space="0" w:color="000000"/>
+            </w:tcBorders>
+            <w:vAlign w:val="center"/>
+          </w:tcPr>
+          <w:p>
+            <w:pPr>
+              <w:spacing w:before="40" w:after="40"/>
+              <w:jc w:val="left"/>
+            </w:pPr>
+            <w:r>
+              <w:rPr>
+                <w:rFonts w:ascii="Adani" w:hAnsi="Adani"/>
+                <w:b w:val="0"/>
+                <w:sz w:val="18"/>
+                <w:u w:val="none"/>
+              </w:rPr>
+              <w:t>NIL</w:t>
+            </w:r>
+          </w:p>
+        </w:tc>
+        <w:tc>
+          <w:tcPr>
+            <w:tcW w:type="dxa" w:w="1247"/>
+            <w:shd w:val="clear" w:color="auto" w:fill="FFFFFF"/>
+            <w:tcBorders>
+              <w:top w:val="single" w:sz="4" w:space="0" w:color="000000"/>
+              <w:left w:val="single" w:sz="4" w:space="0" w:color="000000"/>
+              <w:bottom w:val="single" w:sz="4" w:space="0" w:color="000000"/>
+              <w:right w:val="single" w:sz="4" w:space="0" w:color="000000"/>
+            </w:tcBorders>
+            <w:vAlign w:val="center"/>
+          </w:tcPr>
+          <w:p>
+            <w:pPr>
+              <w:spacing w:before="40" w:after="40"/>
+              <w:jc w:val="left"/>
+            </w:pPr>
+            <w:r>
+              <w:rPr>
+                <w:rFonts w:ascii="Adani" w:hAnsi="Adani"/>
+                <w:b w:val="0"/>
+                <w:sz w:val="18"/>
+                <w:u w:val="none"/>
+              </w:rPr>
+              <w:t>24/01/2026</w:t>
+            </w:r>
+          </w:p>
+        </w:tc>
+      </w:tr>
+      <w:tr>
+        <w:tc>
+          <w:tcPr>
+            <w:tcW w:type="dxa" w:w="680"/>
+            <w:shd w:val="clear" w:color="auto" w:fill="FFFFFF"/>
+            <w:tcBorders>
+              <w:top w:val="single" w:sz="4" w:space="0" w:color="000000"/>
+              <w:left w:val="single" w:sz="4" w:space="0" w:color="000000"/>
+              <w:bottom w:val="single" w:sz="4" w:space="0" w:color="000000"/>
+              <w:right w:val="single" w:sz="4" w:space="0" w:color="000000"/>
+            </w:tcBorders>
+            <w:vAlign w:val="center"/>
+          </w:tcPr>
+          <w:p>
+            <w:pPr>
+              <w:spacing w:before="40" w:after="40"/>
+              <w:jc w:val="left"/>
+            </w:pPr>
+            <w:r>
+              <w:rPr>
+                <w:rFonts w:ascii="Adani" w:hAnsi="Adani"/>
+                <w:b w:val="0"/>
+                <w:sz w:val="18"/>
+                <w:u w:val="none"/>
+              </w:rPr>
+              <w:t>2</w:t>
+            </w:r>
+          </w:p>
+        </w:tc>
+        <w:tc>
+          <w:tcPr>
+            <w:tcW w:type="dxa" w:w="3969"/>
+            <w:shd w:val="clear" w:color="auto" w:fill="FFFFFF"/>
+            <w:tcBorders>
+              <w:top w:val="single" w:sz="4" w:space="0" w:color="000000"/>
+              <w:left w:val="single" w:sz="4" w:space="0" w:color="000000"/>
+              <w:bottom w:val="single" w:sz="4" w:space="0" w:color="000000"/>
+              <w:right w:val="single" w:sz="4" w:space="0" w:color="000000"/>
+            </w:tcBorders>
+            <w:vAlign w:val="center"/>
+          </w:tcPr>
+          <w:p>
+            <w:pPr>
+              <w:spacing w:before="40" w:after="40"/>
+              <w:jc w:val="left"/>
+            </w:pPr>
+            <w:r>
+              <w:rPr>
+                <w:rFonts w:ascii="Adani" w:hAnsi="Adani"/>
+                <w:b w:val="0"/>
+                <w:sz w:val="18"/>
+                <w:u w:val="none"/>
+              </w:rPr>
               <w:t>ADANI AGRI LOGISTICS (DAHOD) LIMITED</w:t>
             </w:r>
           </w:p>
@@ -668,7 +645,7 @@
                 <w:sz w:val="18"/>
                 <w:u w:val="none"/>
               </w:rPr>
-              <w:t>2</w:t>
+              <w:t>3</w:t>
             </w:r>
           </w:p>
         </w:tc>
@@ -781,148 +758,6 @@
                 <w:u w:val="none"/>
               </w:rPr>
               <w:t>18/06/2025</w:t>
-            </w:r>
-          </w:p>
-        </w:tc>
-      </w:tr>
-      <w:tr>
-        <w:tc>
-          <w:tcPr>
-            <w:tcW w:type="dxa" w:w="680"/>
-            <w:shd w:val="clear" w:color="auto" w:fill="FFFFFF"/>
-            <w:tcBorders>
-              <w:top w:val="single" w:sz="4" w:space="0" w:color="000000"/>
-              <w:left w:val="single" w:sz="4" w:space="0" w:color="000000"/>
-              <w:bottom w:val="single" w:sz="4" w:space="0" w:color="000000"/>
-              <w:right w:val="single" w:sz="4" w:space="0" w:color="000000"/>
-            </w:tcBorders>
-            <w:vAlign w:val="center"/>
-          </w:tcPr>
-          <w:p>
-            <w:pPr>
-              <w:spacing w:before="40" w:after="40"/>
-              <w:jc w:val="left"/>
-            </w:pPr>
-            <w:r>
-              <w:rPr>
-                <w:rFonts w:ascii="Adani" w:hAnsi="Adani"/>
-                <w:b w:val="0"/>
-                <w:sz w:val="18"/>
-                <w:u w:val="none"/>
-              </w:rPr>
-              <w:t>3</w:t>
-            </w:r>
-          </w:p>
-        </w:tc>
-        <w:tc>
-          <w:tcPr>
-            <w:tcW w:type="dxa" w:w="3969"/>
-            <w:shd w:val="clear" w:color="auto" w:fill="FFFFFF"/>
-            <w:tcBorders>
-              <w:top w:val="single" w:sz="4" w:space="0" w:color="000000"/>
-              <w:left w:val="single" w:sz="4" w:space="0" w:color="000000"/>
-              <w:bottom w:val="single" w:sz="4" w:space="0" w:color="000000"/>
-              <w:right w:val="single" w:sz="4" w:space="0" w:color="000000"/>
-            </w:tcBorders>
-            <w:vAlign w:val="center"/>
-          </w:tcPr>
-          <w:p>
-            <w:pPr>
-              <w:spacing w:before="40" w:after="40"/>
-              <w:jc w:val="left"/>
-            </w:pPr>
-            <w:r>
-              <w:rPr>
-                <w:rFonts w:ascii="Adani" w:hAnsi="Adani"/>
-                <w:b w:val="0"/>
-                <w:sz w:val="18"/>
-                <w:u w:val="none"/>
-              </w:rPr>
-              <w:t>ADANI AGRI LOGISTICS (DHAMORA) LIMITED</w:t>
-            </w:r>
-          </w:p>
-        </w:tc>
-        <w:tc>
-          <w:tcPr>
-            <w:tcW w:type="dxa" w:w="1814"/>
-            <w:shd w:val="clear" w:color="auto" w:fill="FFFFFF"/>
-            <w:tcBorders>
-              <w:top w:val="single" w:sz="4" w:space="0" w:color="000000"/>
-              <w:left w:val="single" w:sz="4" w:space="0" w:color="000000"/>
-              <w:bottom w:val="single" w:sz="4" w:space="0" w:color="000000"/>
-              <w:right w:val="single" w:sz="4" w:space="0" w:color="000000"/>
-            </w:tcBorders>
-            <w:vAlign w:val="center"/>
-          </w:tcPr>
-          <w:p>
-            <w:pPr>
-              <w:spacing w:before="40" w:after="40"/>
-              <w:jc w:val="left"/>
-            </w:pPr>
-            <w:r>
-              <w:rPr>
-                <w:rFonts w:ascii="Adani" w:hAnsi="Adani"/>
-                <w:b w:val="0"/>
-                <w:sz w:val="18"/>
-                <w:u w:val="none"/>
-              </w:rPr>
-              <w:t>Director</w:t>
-            </w:r>
-          </w:p>
-        </w:tc>
-        <w:tc>
-          <w:tcPr>
-            <w:tcW w:type="dxa" w:w="1020"/>
-            <w:shd w:val="clear" w:color="auto" w:fill="FFFFFF"/>
-            <w:tcBorders>
-              <w:top w:val="single" w:sz="4" w:space="0" w:color="000000"/>
-              <w:left w:val="single" w:sz="4" w:space="0" w:color="000000"/>
-              <w:bottom w:val="single" w:sz="4" w:space="0" w:color="000000"/>
-              <w:right w:val="single" w:sz="4" w:space="0" w:color="000000"/>
-            </w:tcBorders>
-            <w:vAlign w:val="center"/>
-          </w:tcPr>
-          <w:p>
-            <w:pPr>
-              <w:spacing w:before="40" w:after="40"/>
-              <w:jc w:val="left"/>
-            </w:pPr>
-            <w:r>
-              <w:rPr>
-                <w:rFonts w:ascii="Adani" w:hAnsi="Adani"/>
-                <w:b w:val="0"/>
-                <w:sz w:val="18"/>
-                <w:u w:val="none"/>
-              </w:rPr>
-              <w:t>NIL</w:t>
-            </w:r>
-          </w:p>
-        </w:tc>
-        <w:tc>
-          <w:tcPr>
-            <w:tcW w:type="dxa" w:w="1247"/>
-            <w:shd w:val="clear" w:color="auto" w:fill="FFFFFF"/>
-            <w:tcBorders>
-              <w:top w:val="single" w:sz="4" w:space="0" w:color="000000"/>
-              <w:left w:val="single" w:sz="4" w:space="0" w:color="000000"/>
-              <w:bottom w:val="single" w:sz="4" w:space="0" w:color="000000"/>
-              <w:right w:val="single" w:sz="4" w:space="0" w:color="000000"/>
-            </w:tcBorders>
-            <w:vAlign w:val="center"/>
-          </w:tcPr>
-          <w:p>
-            <w:pPr>
-              <w:spacing w:before="40" w:after="40"/>
-              <w:jc w:val="left"/>
-            </w:pPr>
-            <w:r>
-              <w:rPr>
-                <w:rFonts w:ascii="Adani" w:hAnsi="Adani"/>
-                <w:b w:val="0"/>
-                <w:sz w:val="18"/>
-                <w:u w:val="none"/>
-              </w:rPr>
-              <w:t>17/06/2025</w:t>
             </w:r>
           </w:p>
         </w:tc>
@@ -1122,7 +957,7 @@
                 <w:sz w:val="18"/>
                 <w:u w:val="none"/>
               </w:rPr>
-              <w:t>ADANI AGRI LOGISTICS (KOTKAPURA) LIMITED</w:t>
+              <w:t>ADANI AGRI LOGISTICS (DHAMORA) LIMITED</w:t>
             </w:r>
           </w:p>
         </w:tc>
@@ -1264,6 +1099,148 @@
                 <w:sz w:val="18"/>
                 <w:u w:val="none"/>
               </w:rPr>
+              <w:t>ADANI AGRI LOGISTICS (KOTKAPURA) LIMITED</w:t>
+            </w:r>
+          </w:p>
+        </w:tc>
+        <w:tc>
+          <w:tcPr>
+            <w:tcW w:type="dxa" w:w="1814"/>
+            <w:shd w:val="clear" w:color="auto" w:fill="FFFFFF"/>
+            <w:tcBorders>
+              <w:top w:val="single" w:sz="4" w:space="0" w:color="000000"/>
+              <w:left w:val="single" w:sz="4" w:space="0" w:color="000000"/>
+              <w:bottom w:val="single" w:sz="4" w:space="0" w:color="000000"/>
+              <w:right w:val="single" w:sz="4" w:space="0" w:color="000000"/>
+            </w:tcBorders>
+            <w:vAlign w:val="center"/>
+          </w:tcPr>
+          <w:p>
+            <w:pPr>
+              <w:spacing w:before="40" w:after="40"/>
+              <w:jc w:val="left"/>
+            </w:pPr>
+            <w:r>
+              <w:rPr>
+                <w:rFonts w:ascii="Adani" w:hAnsi="Adani"/>
+                <w:b w:val="0"/>
+                <w:sz w:val="18"/>
+                <w:u w:val="none"/>
+              </w:rPr>
+              <w:t>Director</w:t>
+            </w:r>
+          </w:p>
+        </w:tc>
+        <w:tc>
+          <w:tcPr>
+            <w:tcW w:type="dxa" w:w="1020"/>
+            <w:shd w:val="clear" w:color="auto" w:fill="FFFFFF"/>
+            <w:tcBorders>
+              <w:top w:val="single" w:sz="4" w:space="0" w:color="000000"/>
+              <w:left w:val="single" w:sz="4" w:space="0" w:color="000000"/>
+              <w:bottom w:val="single" w:sz="4" w:space="0" w:color="000000"/>
+              <w:right w:val="single" w:sz="4" w:space="0" w:color="000000"/>
+            </w:tcBorders>
+            <w:vAlign w:val="center"/>
+          </w:tcPr>
+          <w:p>
+            <w:pPr>
+              <w:spacing w:before="40" w:after="40"/>
+              <w:jc w:val="left"/>
+            </w:pPr>
+            <w:r>
+              <w:rPr>
+                <w:rFonts w:ascii="Adani" w:hAnsi="Adani"/>
+                <w:b w:val="0"/>
+                <w:sz w:val="18"/>
+                <w:u w:val="none"/>
+              </w:rPr>
+              <w:t>NIL</w:t>
+            </w:r>
+          </w:p>
+        </w:tc>
+        <w:tc>
+          <w:tcPr>
+            <w:tcW w:type="dxa" w:w="1247"/>
+            <w:shd w:val="clear" w:color="auto" w:fill="FFFFFF"/>
+            <w:tcBorders>
+              <w:top w:val="single" w:sz="4" w:space="0" w:color="000000"/>
+              <w:left w:val="single" w:sz="4" w:space="0" w:color="000000"/>
+              <w:bottom w:val="single" w:sz="4" w:space="0" w:color="000000"/>
+              <w:right w:val="single" w:sz="4" w:space="0" w:color="000000"/>
+            </w:tcBorders>
+            <w:vAlign w:val="center"/>
+          </w:tcPr>
+          <w:p>
+            <w:pPr>
+              <w:spacing w:before="40" w:after="40"/>
+              <w:jc w:val="left"/>
+            </w:pPr>
+            <w:r>
+              <w:rPr>
+                <w:rFonts w:ascii="Adani" w:hAnsi="Adani"/>
+                <w:b w:val="0"/>
+                <w:sz w:val="18"/>
+                <w:u w:val="none"/>
+              </w:rPr>
+              <w:t>17/06/2025</w:t>
+            </w:r>
+          </w:p>
+        </w:tc>
+      </w:tr>
+      <w:tr>
+        <w:tc>
+          <w:tcPr>
+            <w:tcW w:type="dxa" w:w="680"/>
+            <w:shd w:val="clear" w:color="auto" w:fill="FFFFFF"/>
+            <w:tcBorders>
+              <w:top w:val="single" w:sz="4" w:space="0" w:color="000000"/>
+              <w:left w:val="single" w:sz="4" w:space="0" w:color="000000"/>
+              <w:bottom w:val="single" w:sz="4" w:space="0" w:color="000000"/>
+              <w:right w:val="single" w:sz="4" w:space="0" w:color="000000"/>
+            </w:tcBorders>
+            <w:vAlign w:val="center"/>
+          </w:tcPr>
+          <w:p>
+            <w:pPr>
+              <w:spacing w:before="40" w:after="40"/>
+              <w:jc w:val="left"/>
+            </w:pPr>
+            <w:r>
+              <w:rPr>
+                <w:rFonts w:ascii="Adani" w:hAnsi="Adani"/>
+                <w:b w:val="0"/>
+                <w:sz w:val="18"/>
+                <w:u w:val="none"/>
+              </w:rPr>
+              <w:t>7</w:t>
+            </w:r>
+          </w:p>
+        </w:tc>
+        <w:tc>
+          <w:tcPr>
+            <w:tcW w:type="dxa" w:w="3969"/>
+            <w:shd w:val="clear" w:color="auto" w:fill="FFFFFF"/>
+            <w:tcBorders>
+              <w:top w:val="single" w:sz="4" w:space="0" w:color="000000"/>
+              <w:left w:val="single" w:sz="4" w:space="0" w:color="000000"/>
+              <w:bottom w:val="single" w:sz="4" w:space="0" w:color="000000"/>
+              <w:right w:val="single" w:sz="4" w:space="0" w:color="000000"/>
+            </w:tcBorders>
+            <w:vAlign w:val="center"/>
+          </w:tcPr>
+          <w:p>
+            <w:pPr>
+              <w:spacing w:before="40" w:after="40"/>
+              <w:jc w:val="left"/>
+            </w:pPr>
+            <w:r>
+              <w:rPr>
+                <w:rFonts w:ascii="Adani" w:hAnsi="Adani"/>
+                <w:b w:val="0"/>
+                <w:sz w:val="18"/>
+                <w:u w:val="none"/>
+              </w:rPr>
               <w:t>SULOCHANA PEDESTAL LIMITED</w:t>
             </w:r>
           </w:p>
@@ -1349,148 +1326,6 @@
                 <w:u w:val="none"/>
               </w:rPr>
               <w:t>16/06/2025</w:t>
-            </w:r>
-          </w:p>
-        </w:tc>
-      </w:tr>
-      <w:tr>
-        <w:tc>
-          <w:tcPr>
-            <w:tcW w:type="dxa" w:w="680"/>
-            <w:shd w:val="clear" w:color="auto" w:fill="FFFFFF"/>
-            <w:tcBorders>
-              <w:top w:val="single" w:sz="4" w:space="0" w:color="000000"/>
-              <w:left w:val="single" w:sz="4" w:space="0" w:color="000000"/>
-              <w:bottom w:val="single" w:sz="4" w:space="0" w:color="000000"/>
-              <w:right w:val="single" w:sz="4" w:space="0" w:color="000000"/>
-            </w:tcBorders>
-            <w:vAlign w:val="center"/>
-          </w:tcPr>
-          <w:p>
-            <w:pPr>
-              <w:spacing w:before="40" w:after="40"/>
-              <w:jc w:val="left"/>
-            </w:pPr>
-            <w:r>
-              <w:rPr>
-                <w:rFonts w:ascii="Adani" w:hAnsi="Adani"/>
-                <w:b w:val="0"/>
-                <w:sz w:val="18"/>
-                <w:u w:val="none"/>
-              </w:rPr>
-              <w:t>7</w:t>
-            </w:r>
-          </w:p>
-        </w:tc>
-        <w:tc>
-          <w:tcPr>
-            <w:tcW w:type="dxa" w:w="3969"/>
-            <w:shd w:val="clear" w:color="auto" w:fill="FFFFFF"/>
-            <w:tcBorders>
-              <w:top w:val="single" w:sz="4" w:space="0" w:color="000000"/>
-              <w:left w:val="single" w:sz="4" w:space="0" w:color="000000"/>
-              <w:bottom w:val="single" w:sz="4" w:space="0" w:color="000000"/>
-              <w:right w:val="single" w:sz="4" w:space="0" w:color="000000"/>
-            </w:tcBorders>
-            <w:vAlign w:val="center"/>
-          </w:tcPr>
-          <w:p>
-            <w:pPr>
-              <w:spacing w:before="40" w:after="40"/>
-              <w:jc w:val="left"/>
-            </w:pPr>
-            <w:r>
-              <w:rPr>
-                <w:rFonts w:ascii="Adani" w:hAnsi="Adani"/>
-                <w:b w:val="0"/>
-                <w:sz w:val="18"/>
-                <w:u w:val="none"/>
-              </w:rPr>
-              <w:t>BLUE STAR REALTORS LIMITED</w:t>
-            </w:r>
-          </w:p>
-        </w:tc>
-        <w:tc>
-          <w:tcPr>
-            <w:tcW w:type="dxa" w:w="1814"/>
-            <w:shd w:val="clear" w:color="auto" w:fill="FFFFFF"/>
-            <w:tcBorders>
-              <w:top w:val="single" w:sz="4" w:space="0" w:color="000000"/>
-              <w:left w:val="single" w:sz="4" w:space="0" w:color="000000"/>
-              <w:bottom w:val="single" w:sz="4" w:space="0" w:color="000000"/>
-              <w:right w:val="single" w:sz="4" w:space="0" w:color="000000"/>
-            </w:tcBorders>
-            <w:vAlign w:val="center"/>
-          </w:tcPr>
-          <w:p>
-            <w:pPr>
-              <w:spacing w:before="40" w:after="40"/>
-              <w:jc w:val="left"/>
-            </w:pPr>
-            <w:r>
-              <w:rPr>
-                <w:rFonts w:ascii="Adani" w:hAnsi="Adani"/>
-                <w:b w:val="0"/>
-                <w:sz w:val="18"/>
-                <w:u w:val="none"/>
-              </w:rPr>
-              <w:t>Additional Director</w:t>
-            </w:r>
-          </w:p>
-        </w:tc>
-        <w:tc>
-          <w:tcPr>
-            <w:tcW w:type="dxa" w:w="1020"/>
-            <w:shd w:val="clear" w:color="auto" w:fill="FFFFFF"/>
-            <w:tcBorders>
-              <w:top w:val="single" w:sz="4" w:space="0" w:color="000000"/>
-              <w:left w:val="single" w:sz="4" w:space="0" w:color="000000"/>
-              <w:bottom w:val="single" w:sz="4" w:space="0" w:color="000000"/>
-              <w:right w:val="single" w:sz="4" w:space="0" w:color="000000"/>
-            </w:tcBorders>
-            <w:vAlign w:val="center"/>
-          </w:tcPr>
-          <w:p>
-            <w:pPr>
-              <w:spacing w:before="40" w:after="40"/>
-              <w:jc w:val="left"/>
-            </w:pPr>
-            <w:r>
-              <w:rPr>
-                <w:rFonts w:ascii="Adani" w:hAnsi="Adani"/>
-                <w:b w:val="0"/>
-                <w:sz w:val="18"/>
-                <w:u w:val="none"/>
-              </w:rPr>
-              <w:t>NIL</w:t>
-            </w:r>
-          </w:p>
-        </w:tc>
-        <w:tc>
-          <w:tcPr>
-            <w:tcW w:type="dxa" w:w="1247"/>
-            <w:shd w:val="clear" w:color="auto" w:fill="FFFFFF"/>
-            <w:tcBorders>
-              <w:top w:val="single" w:sz="4" w:space="0" w:color="000000"/>
-              <w:left w:val="single" w:sz="4" w:space="0" w:color="000000"/>
-              <w:bottom w:val="single" w:sz="4" w:space="0" w:color="000000"/>
-              <w:right w:val="single" w:sz="4" w:space="0" w:color="000000"/>
-            </w:tcBorders>
-            <w:vAlign w:val="center"/>
-          </w:tcPr>
-          <w:p>
-            <w:pPr>
-              <w:spacing w:before="40" w:after="40"/>
-              <w:jc w:val="left"/>
-            </w:pPr>
-            <w:r>
-              <w:rPr>
-                <w:rFonts w:ascii="Adani" w:hAnsi="Adani"/>
-                <w:b w:val="0"/>
-                <w:sz w:val="18"/>
-                <w:u w:val="none"/>
-              </w:rPr>
-              <w:t>15/11/2024</w:t>
             </w:r>
           </w:p>
         </w:tc>
@@ -1690,7 +1525,7 @@
                 <w:sz w:val="18"/>
                 <w:u w:val="none"/>
               </w:rPr>
-              <w:t>MADURAI INFRASTRUCTURE LIMITED</w:t>
+              <w:t>BLUE STAR REALTORS LIMITED</w:t>
             </w:r>
           </w:p>
         </w:tc>
@@ -1832,6 +1667,148 @@
                 <w:sz w:val="18"/>
                 <w:u w:val="none"/>
               </w:rPr>
+              <w:t>MADURAI INFRASTRUCTURE LIMITED</w:t>
+            </w:r>
+          </w:p>
+        </w:tc>
+        <w:tc>
+          <w:tcPr>
+            <w:tcW w:type="dxa" w:w="1814"/>
+            <w:shd w:val="clear" w:color="auto" w:fill="FFFFFF"/>
+            <w:tcBorders>
+              <w:top w:val="single" w:sz="4" w:space="0" w:color="000000"/>
+              <w:left w:val="single" w:sz="4" w:space="0" w:color="000000"/>
+              <w:bottom w:val="single" w:sz="4" w:space="0" w:color="000000"/>
+              <w:right w:val="single" w:sz="4" w:space="0" w:color="000000"/>
+            </w:tcBorders>
+            <w:vAlign w:val="center"/>
+          </w:tcPr>
+          <w:p>
+            <w:pPr>
+              <w:spacing w:before="40" w:after="40"/>
+              <w:jc w:val="left"/>
+            </w:pPr>
+            <w:r>
+              <w:rPr>
+                <w:rFonts w:ascii="Adani" w:hAnsi="Adani"/>
+                <w:b w:val="0"/>
+                <w:sz w:val="18"/>
+                <w:u w:val="none"/>
+              </w:rPr>
+              <w:t>Additional Director</w:t>
+            </w:r>
+          </w:p>
+        </w:tc>
+        <w:tc>
+          <w:tcPr>
+            <w:tcW w:type="dxa" w:w="1020"/>
+            <w:shd w:val="clear" w:color="auto" w:fill="FFFFFF"/>
+            <w:tcBorders>
+              <w:top w:val="single" w:sz="4" w:space="0" w:color="000000"/>
+              <w:left w:val="single" w:sz="4" w:space="0" w:color="000000"/>
+              <w:bottom w:val="single" w:sz="4" w:space="0" w:color="000000"/>
+              <w:right w:val="single" w:sz="4" w:space="0" w:color="000000"/>
+            </w:tcBorders>
+            <w:vAlign w:val="center"/>
+          </w:tcPr>
+          <w:p>
+            <w:pPr>
+              <w:spacing w:before="40" w:after="40"/>
+              <w:jc w:val="left"/>
+            </w:pPr>
+            <w:r>
+              <w:rPr>
+                <w:rFonts w:ascii="Adani" w:hAnsi="Adani"/>
+                <w:b w:val="0"/>
+                <w:sz w:val="18"/>
+                <w:u w:val="none"/>
+              </w:rPr>
+              <w:t>NIL</w:t>
+            </w:r>
+          </w:p>
+        </w:tc>
+        <w:tc>
+          <w:tcPr>
+            <w:tcW w:type="dxa" w:w="1247"/>
+            <w:shd w:val="clear" w:color="auto" w:fill="FFFFFF"/>
+            <w:tcBorders>
+              <w:top w:val="single" w:sz="4" w:space="0" w:color="000000"/>
+              <w:left w:val="single" w:sz="4" w:space="0" w:color="000000"/>
+              <w:bottom w:val="single" w:sz="4" w:space="0" w:color="000000"/>
+              <w:right w:val="single" w:sz="4" w:space="0" w:color="000000"/>
+            </w:tcBorders>
+            <w:vAlign w:val="center"/>
+          </w:tcPr>
+          <w:p>
+            <w:pPr>
+              <w:spacing w:before="40" w:after="40"/>
+              <w:jc w:val="left"/>
+            </w:pPr>
+            <w:r>
+              <w:rPr>
+                <w:rFonts w:ascii="Adani" w:hAnsi="Adani"/>
+                <w:b w:val="0"/>
+                <w:sz w:val="18"/>
+                <w:u w:val="none"/>
+              </w:rPr>
+              <w:t>15/11/2024</w:t>
+            </w:r>
+          </w:p>
+        </w:tc>
+      </w:tr>
+      <w:tr>
+        <w:tc>
+          <w:tcPr>
+            <w:tcW w:type="dxa" w:w="680"/>
+            <w:shd w:val="clear" w:color="auto" w:fill="FFFFFF"/>
+            <w:tcBorders>
+              <w:top w:val="single" w:sz="4" w:space="0" w:color="000000"/>
+              <w:left w:val="single" w:sz="4" w:space="0" w:color="000000"/>
+              <w:bottom w:val="single" w:sz="4" w:space="0" w:color="000000"/>
+              <w:right w:val="single" w:sz="4" w:space="0" w:color="000000"/>
+            </w:tcBorders>
+            <w:vAlign w:val="center"/>
+          </w:tcPr>
+          <w:p>
+            <w:pPr>
+              <w:spacing w:before="40" w:after="40"/>
+              <w:jc w:val="left"/>
+            </w:pPr>
+            <w:r>
+              <w:rPr>
+                <w:rFonts w:ascii="Adani" w:hAnsi="Adani"/>
+                <w:b w:val="0"/>
+                <w:sz w:val="18"/>
+                <w:u w:val="none"/>
+              </w:rPr>
+              <w:t>11</w:t>
+            </w:r>
+          </w:p>
+        </w:tc>
+        <w:tc>
+          <w:tcPr>
+            <w:tcW w:type="dxa" w:w="3969"/>
+            <w:shd w:val="clear" w:color="auto" w:fill="FFFFFF"/>
+            <w:tcBorders>
+              <w:top w:val="single" w:sz="4" w:space="0" w:color="000000"/>
+              <w:left w:val="single" w:sz="4" w:space="0" w:color="000000"/>
+              <w:bottom w:val="single" w:sz="4" w:space="0" w:color="000000"/>
+              <w:right w:val="single" w:sz="4" w:space="0" w:color="000000"/>
+            </w:tcBorders>
+            <w:vAlign w:val="center"/>
+          </w:tcPr>
+          <w:p>
+            <w:pPr>
+              <w:spacing w:before="40" w:after="40"/>
+              <w:jc w:val="left"/>
+            </w:pPr>
+            <w:r>
+              <w:rPr>
+                <w:rFonts w:ascii="Adani" w:hAnsi="Adani"/>
+                <w:b w:val="0"/>
+                <w:sz w:val="18"/>
+                <w:u w:val="none"/>
+              </w:rPr>
               <w:t>ADANI AGRI LOGISTICS LIMITED</w:t>
             </w:r>
           </w:p>
@@ -1917,290 +1894,6 @@
                 <w:u w:val="none"/>
               </w:rPr>
               <w:t>30/10/2023</w:t>
-            </w:r>
-          </w:p>
-        </w:tc>
-      </w:tr>
-      <w:tr>
-        <w:tc>
-          <w:tcPr>
-            <w:tcW w:type="dxa" w:w="680"/>
-            <w:shd w:val="clear" w:color="auto" w:fill="FFFFFF"/>
-            <w:tcBorders>
-              <w:top w:val="single" w:sz="4" w:space="0" w:color="000000"/>
-              <w:left w:val="single" w:sz="4" w:space="0" w:color="000000"/>
-              <w:bottom w:val="single" w:sz="4" w:space="0" w:color="000000"/>
-              <w:right w:val="single" w:sz="4" w:space="0" w:color="000000"/>
-            </w:tcBorders>
-            <w:vAlign w:val="center"/>
-          </w:tcPr>
-          <w:p>
-            <w:pPr>
-              <w:spacing w:before="40" w:after="40"/>
-              <w:jc w:val="left"/>
-            </w:pPr>
-            <w:r>
-              <w:rPr>
-                <w:rFonts w:ascii="Adani" w:hAnsi="Adani"/>
-                <w:b w:val="0"/>
-                <w:sz w:val="18"/>
-                <w:u w:val="none"/>
-              </w:rPr>
-              <w:t>11</w:t>
-            </w:r>
-          </w:p>
-        </w:tc>
-        <w:tc>
-          <w:tcPr>
-            <w:tcW w:type="dxa" w:w="3969"/>
-            <w:shd w:val="clear" w:color="auto" w:fill="FFFFFF"/>
-            <w:tcBorders>
-              <w:top w:val="single" w:sz="4" w:space="0" w:color="000000"/>
-              <w:left w:val="single" w:sz="4" w:space="0" w:color="000000"/>
-              <w:bottom w:val="single" w:sz="4" w:space="0" w:color="000000"/>
-              <w:right w:val="single" w:sz="4" w:space="0" w:color="000000"/>
-            </w:tcBorders>
-            <w:vAlign w:val="center"/>
-          </w:tcPr>
-          <w:p>
-            <w:pPr>
-              <w:spacing w:before="40" w:after="40"/>
-              <w:jc w:val="left"/>
-            </w:pPr>
-            <w:r>
-              <w:rPr>
-                <w:rFonts w:ascii="Adani" w:hAnsi="Adani"/>
-                <w:b w:val="0"/>
-                <w:sz w:val="18"/>
-                <w:u w:val="none"/>
-              </w:rPr>
-              <w:t>PUNARVASU FINANCIAL SERVICES PRIVATE LIMITED</w:t>
-            </w:r>
-          </w:p>
-        </w:tc>
-        <w:tc>
-          <w:tcPr>
-            <w:tcW w:type="dxa" w:w="1814"/>
-            <w:shd w:val="clear" w:color="auto" w:fill="FFFFFF"/>
-            <w:tcBorders>
-              <w:top w:val="single" w:sz="4" w:space="0" w:color="000000"/>
-              <w:left w:val="single" w:sz="4" w:space="0" w:color="000000"/>
-              <w:bottom w:val="single" w:sz="4" w:space="0" w:color="000000"/>
-              <w:right w:val="single" w:sz="4" w:space="0" w:color="000000"/>
-            </w:tcBorders>
-            <w:vAlign w:val="center"/>
-          </w:tcPr>
-          <w:p>
-            <w:pPr>
-              <w:spacing w:before="40" w:after="40"/>
-              <w:jc w:val="left"/>
-            </w:pPr>
-            <w:r>
-              <w:rPr>
-                <w:rFonts w:ascii="Adani" w:hAnsi="Adani"/>
-                <w:b w:val="0"/>
-                <w:sz w:val="18"/>
-                <w:u w:val="none"/>
-              </w:rPr>
-              <w:t>Director</w:t>
-            </w:r>
-          </w:p>
-        </w:tc>
-        <w:tc>
-          <w:tcPr>
-            <w:tcW w:type="dxa" w:w="1020"/>
-            <w:shd w:val="clear" w:color="auto" w:fill="FFFFFF"/>
-            <w:tcBorders>
-              <w:top w:val="single" w:sz="4" w:space="0" w:color="000000"/>
-              <w:left w:val="single" w:sz="4" w:space="0" w:color="000000"/>
-              <w:bottom w:val="single" w:sz="4" w:space="0" w:color="000000"/>
-              <w:right w:val="single" w:sz="4" w:space="0" w:color="000000"/>
-            </w:tcBorders>
-            <w:vAlign w:val="center"/>
-          </w:tcPr>
-          <w:p>
-            <w:pPr>
-              <w:spacing w:before="40" w:after="40"/>
-              <w:jc w:val="left"/>
-            </w:pPr>
-            <w:r>
-              <w:rPr>
-                <w:rFonts w:ascii="Adani" w:hAnsi="Adani"/>
-                <w:b w:val="0"/>
-                <w:sz w:val="18"/>
-                <w:u w:val="none"/>
-              </w:rPr>
-              <w:t>NIL</w:t>
-            </w:r>
-          </w:p>
-        </w:tc>
-        <w:tc>
-          <w:tcPr>
-            <w:tcW w:type="dxa" w:w="1247"/>
-            <w:shd w:val="clear" w:color="auto" w:fill="FFFFFF"/>
-            <w:tcBorders>
-              <w:top w:val="single" w:sz="4" w:space="0" w:color="000000"/>
-              <w:left w:val="single" w:sz="4" w:space="0" w:color="000000"/>
-              <w:bottom w:val="single" w:sz="4" w:space="0" w:color="000000"/>
-              <w:right w:val="single" w:sz="4" w:space="0" w:color="000000"/>
-            </w:tcBorders>
-            <w:vAlign w:val="center"/>
-          </w:tcPr>
-          <w:p>
-            <w:pPr>
-              <w:spacing w:before="40" w:after="40"/>
-              <w:jc w:val="left"/>
-            </w:pPr>
-            <w:r>
-              <w:rPr>
-                <w:rFonts w:ascii="Adani" w:hAnsi="Adani"/>
-                <w:b w:val="0"/>
-                <w:sz w:val="18"/>
-                <w:u w:val="none"/>
-              </w:rPr>
-              <w:t>30/11/2022</w:t>
-            </w:r>
-          </w:p>
-        </w:tc>
-      </w:tr>
-      <w:tr>
-        <w:tc>
-          <w:tcPr>
-            <w:tcW w:type="dxa" w:w="680"/>
-            <w:shd w:val="clear" w:color="auto" w:fill="FFFFFF"/>
-            <w:tcBorders>
-              <w:top w:val="single" w:sz="4" w:space="0" w:color="000000"/>
-              <w:left w:val="single" w:sz="4" w:space="0" w:color="000000"/>
-              <w:bottom w:val="single" w:sz="4" w:space="0" w:color="000000"/>
-              <w:right w:val="single" w:sz="4" w:space="0" w:color="000000"/>
-            </w:tcBorders>
-            <w:vAlign w:val="center"/>
-          </w:tcPr>
-          <w:p>
-            <w:pPr>
-              <w:spacing w:before="40" w:after="40"/>
-              <w:jc w:val="left"/>
-            </w:pPr>
-            <w:r>
-              <w:rPr>
-                <w:rFonts w:ascii="Adani" w:hAnsi="Adani"/>
-                <w:b w:val="0"/>
-                <w:sz w:val="18"/>
-                <w:u w:val="none"/>
-              </w:rPr>
-              <w:t>12</w:t>
-            </w:r>
-          </w:p>
-        </w:tc>
-        <w:tc>
-          <w:tcPr>
-            <w:tcW w:type="dxa" w:w="3969"/>
-            <w:shd w:val="clear" w:color="auto" w:fill="FFFFFF"/>
-            <w:tcBorders>
-              <w:top w:val="single" w:sz="4" w:space="0" w:color="000000"/>
-              <w:left w:val="single" w:sz="4" w:space="0" w:color="000000"/>
-              <w:bottom w:val="single" w:sz="4" w:space="0" w:color="000000"/>
-              <w:right w:val="single" w:sz="4" w:space="0" w:color="000000"/>
-            </w:tcBorders>
-            <w:vAlign w:val="center"/>
-          </w:tcPr>
-          <w:p>
-            <w:pPr>
-              <w:spacing w:before="40" w:after="40"/>
-              <w:jc w:val="left"/>
-            </w:pPr>
-            <w:r>
-              <w:rPr>
-                <w:rFonts w:ascii="Adani" w:hAnsi="Adani"/>
-                <w:b w:val="0"/>
-                <w:sz w:val="18"/>
-                <w:u w:val="none"/>
-              </w:rPr>
-              <w:t>AGRI WAREHOUSING SERVICE PROVIDERS (INDIA)  LIMITED</w:t>
-            </w:r>
-          </w:p>
-        </w:tc>
-        <w:tc>
-          <w:tcPr>
-            <w:tcW w:type="dxa" w:w="1814"/>
-            <w:shd w:val="clear" w:color="auto" w:fill="FFFFFF"/>
-            <w:tcBorders>
-              <w:top w:val="single" w:sz="4" w:space="0" w:color="000000"/>
-              <w:left w:val="single" w:sz="4" w:space="0" w:color="000000"/>
-              <w:bottom w:val="single" w:sz="4" w:space="0" w:color="000000"/>
-              <w:right w:val="single" w:sz="4" w:space="0" w:color="000000"/>
-            </w:tcBorders>
-            <w:vAlign w:val="center"/>
-          </w:tcPr>
-          <w:p>
-            <w:pPr>
-              <w:spacing w:before="40" w:after="40"/>
-              <w:jc w:val="left"/>
-            </w:pPr>
-            <w:r>
-              <w:rPr>
-                <w:rFonts w:ascii="Adani" w:hAnsi="Adani"/>
-                <w:b w:val="0"/>
-                <w:sz w:val="18"/>
-                <w:u w:val="none"/>
-              </w:rPr>
-              <w:t>Director</w:t>
-            </w:r>
-          </w:p>
-        </w:tc>
-        <w:tc>
-          <w:tcPr>
-            <w:tcW w:type="dxa" w:w="1020"/>
-            <w:shd w:val="clear" w:color="auto" w:fill="FFFFFF"/>
-            <w:tcBorders>
-              <w:top w:val="single" w:sz="4" w:space="0" w:color="000000"/>
-              <w:left w:val="single" w:sz="4" w:space="0" w:color="000000"/>
-              <w:bottom w:val="single" w:sz="4" w:space="0" w:color="000000"/>
-              <w:right w:val="single" w:sz="4" w:space="0" w:color="000000"/>
-            </w:tcBorders>
-            <w:vAlign w:val="center"/>
-          </w:tcPr>
-          <w:p>
-            <w:pPr>
-              <w:spacing w:before="40" w:after="40"/>
-              <w:jc w:val="left"/>
-            </w:pPr>
-            <w:r>
-              <w:rPr>
-                <w:rFonts w:ascii="Adani" w:hAnsi="Adani"/>
-                <w:b w:val="0"/>
-                <w:sz w:val="18"/>
-                <w:u w:val="none"/>
-              </w:rPr>
-              <w:t>NIL</w:t>
-            </w:r>
-          </w:p>
-        </w:tc>
-        <w:tc>
-          <w:tcPr>
-            <w:tcW w:type="dxa" w:w="1247"/>
-            <w:shd w:val="clear" w:color="auto" w:fill="FFFFFF"/>
-            <w:tcBorders>
-              <w:top w:val="single" w:sz="4" w:space="0" w:color="000000"/>
-              <w:left w:val="single" w:sz="4" w:space="0" w:color="000000"/>
-              <w:bottom w:val="single" w:sz="4" w:space="0" w:color="000000"/>
-              <w:right w:val="single" w:sz="4" w:space="0" w:color="000000"/>
-            </w:tcBorders>
-            <w:vAlign w:val="center"/>
-          </w:tcPr>
-          <w:p>
-            <w:pPr>
-              <w:spacing w:before="40" w:after="40"/>
-              <w:jc w:val="left"/>
-            </w:pPr>
-            <w:r>
-              <w:rPr>
-                <w:rFonts w:ascii="Adani" w:hAnsi="Adani"/>
-                <w:b w:val="0"/>
-                <w:sz w:val="18"/>
-                <w:u w:val="none"/>
-              </w:rPr>
-              <w:t>26/09/2022</w:t>
             </w:r>
           </w:p>
         </w:tc>
@@ -2437,7 +2130,7 @@
                 <w:sz w:val="18"/>
                 <w:u w:val="none"/>
               </w:rPr>
-              <w:t>Date:   07th May, 2026</w:t>
+              <w:t>Date:   15th May, 2026</w:t>
             </w:r>
           </w:p>
         </w:tc>
@@ -2703,174 +2396,441 @@
         <w:t>:</w:t>
       </w:r>
     </w:p>
-    <w:p>
-      <w:pPr>
-        <w:pStyle w:val="ListNumber"/>
-        <w:spacing w:before="0" w:after="40"/>
-        <w:ind w:left="720"/>
-      </w:pPr>
-      <w:r>
-        <w:rPr>
-          <w:rFonts w:ascii="Adani" w:hAnsi="Adani"/>
-          <w:b w:val="0"/>
-          <w:sz w:val="20"/>
-          <w:u w:val="none"/>
-        </w:rPr>
-        <w:t>Father</w:t>
-        <w:tab/>
-        <w:tab/>
-        <w:t>:</w:t>
-        <w:tab/>
-        <w:t>NIL</w:t>
-      </w:r>
-    </w:p>
-    <w:p>
-      <w:pPr>
-        <w:pStyle w:val="ListNumber"/>
-        <w:spacing w:before="0" w:after="40"/>
-        <w:ind w:left="720"/>
-      </w:pPr>
-      <w:r>
-        <w:rPr>
-          <w:rFonts w:ascii="Adani" w:hAnsi="Adani"/>
-          <w:b w:val="0"/>
-          <w:sz w:val="20"/>
-          <w:u w:val="none"/>
-        </w:rPr>
-        <w:t>Mother</w:t>
-        <w:tab/>
-        <w:tab/>
-        <w:t>:</w:t>
-        <w:tab/>
-        <w:t>NIL</w:t>
-      </w:r>
-    </w:p>
-    <w:p>
-      <w:pPr>
-        <w:pStyle w:val="ListNumber"/>
-        <w:spacing w:before="0" w:after="40"/>
-        <w:ind w:left="720"/>
-      </w:pPr>
-      <w:r>
-        <w:rPr>
-          <w:rFonts w:ascii="Adani" w:hAnsi="Adani"/>
-          <w:b w:val="0"/>
-          <w:sz w:val="20"/>
-          <w:u w:val="none"/>
-        </w:rPr>
-        <w:t>Son</w:t>
-        <w:tab/>
-        <w:tab/>
-        <w:t>:</w:t>
-        <w:tab/>
-        <w:t>NIL</w:t>
-      </w:r>
-    </w:p>
-    <w:p>
-      <w:pPr>
-        <w:pStyle w:val="ListNumber"/>
-        <w:spacing w:before="0" w:after="40"/>
-        <w:ind w:left="720"/>
-      </w:pPr>
-      <w:r>
-        <w:rPr>
-          <w:rFonts w:ascii="Adani" w:hAnsi="Adani"/>
-          <w:b w:val="0"/>
-          <w:sz w:val="20"/>
-          <w:u w:val="none"/>
-        </w:rPr>
-        <w:t>Son's Wife</w:t>
-        <w:tab/>
-        <w:tab/>
-        <w:t>:</w:t>
-        <w:tab/>
-        <w:t>NIL</w:t>
-      </w:r>
-    </w:p>
-    <w:p>
-      <w:pPr>
-        <w:pStyle w:val="ListNumber"/>
-        <w:spacing w:before="0" w:after="40"/>
-        <w:ind w:left="720"/>
-      </w:pPr>
-      <w:r>
-        <w:rPr>
-          <w:rFonts w:ascii="Adani" w:hAnsi="Adani"/>
-          <w:b w:val="0"/>
-          <w:sz w:val="20"/>
-          <w:u w:val="none"/>
-        </w:rPr>
-        <w:t>Daughter</w:t>
-        <w:tab/>
-        <w:tab/>
-        <w:t>:</w:t>
-        <w:tab/>
-        <w:t>NIL</w:t>
-      </w:r>
-    </w:p>
-    <w:p>
-      <w:pPr>
-        <w:pStyle w:val="ListNumber"/>
-        <w:spacing w:before="0" w:after="40"/>
-        <w:ind w:left="720"/>
-      </w:pPr>
-      <w:r>
-        <w:rPr>
-          <w:rFonts w:ascii="Adani" w:hAnsi="Adani"/>
-          <w:b w:val="0"/>
-          <w:sz w:val="20"/>
-          <w:u w:val="none"/>
-        </w:rPr>
-        <w:t>Daughter's Husband</w:t>
-        <w:tab/>
-        <w:tab/>
-        <w:t>:</w:t>
-        <w:tab/>
-        <w:t>NIL</w:t>
-      </w:r>
-    </w:p>
-    <w:p>
-      <w:pPr>
-        <w:pStyle w:val="ListNumber"/>
-        <w:spacing w:before="0" w:after="40"/>
-        <w:ind w:left="720"/>
-      </w:pPr>
-      <w:r>
-        <w:rPr>
-          <w:rFonts w:ascii="Adani" w:hAnsi="Adani"/>
-          <w:b w:val="0"/>
-          <w:sz w:val="20"/>
-          <w:u w:val="none"/>
-        </w:rPr>
-        <w:t>Brother</w:t>
-        <w:tab/>
-        <w:tab/>
-        <w:t>:</w:t>
-        <w:tab/>
-        <w:t>NIL</w:t>
-      </w:r>
-    </w:p>
-    <w:p>
-      <w:pPr>
-        <w:pStyle w:val="ListNumber"/>
-        <w:spacing w:before="0" w:after="40"/>
-        <w:ind w:left="720"/>
-      </w:pPr>
-      <w:r>
-        <w:rPr>
-          <w:rFonts w:ascii="Adani" w:hAnsi="Adani"/>
-          <w:b w:val="0"/>
-          <w:sz w:val="20"/>
-          <w:u w:val="none"/>
-        </w:rPr>
-        <w:t>Sister</w:t>
-        <w:tab/>
-        <w:tab/>
-        <w:t>:</w:t>
-        <w:tab/>
-        <w:t>NIL</w:t>
-      </w:r>
-    </w:p>
+    <w:tbl>
+      <w:tblPr>
+        <w:tblW w:type="auto" w:w="0"/>
+        <w:jc w:val="left"/>
+        <w:tblLook w:firstColumn="1" w:firstRow="1" w:lastColumn="0" w:lastRow="0" w:noHBand="0" w:noVBand="1" w:val="04A0"/>
+      </w:tblPr>
+      <w:tblGrid>
+        <w:gridCol w:w="4536"/>
+        <w:gridCol w:w="4536"/>
+      </w:tblGrid>
+      <w:tr>
+        <w:tc>
+          <w:tcPr>
+            <w:tcW w:type="dxa" w:w="4536"/>
+            <w:tcBorders>
+              <w:top w:val="none"/>
+              <w:bottom w:val="none"/>
+              <w:left w:val="none"/>
+              <w:right w:val="none"/>
+            </w:tcBorders>
+          </w:tcPr>
+          <w:p>
+            <w:pPr>
+              <w:ind w:left="720"/>
+            </w:pPr>
+            <w:r>
+              <w:rPr>
+                <w:rFonts w:ascii="Adani" w:hAnsi="Adani"/>
+                <w:b w:val="0"/>
+                <w:sz w:val="20"/>
+                <w:u w:val="none"/>
+              </w:rPr>
+              <w:t>1.</w:t>
+              <w:tab/>
+              <w:t>Father</w:t>
+              <w:tab/>
+              <w:t>:</w:t>
+            </w:r>
+          </w:p>
+        </w:tc>
+        <w:tc>
+          <w:tcPr>
+            <w:tcW w:type="dxa" w:w="4536"/>
+            <w:tcBorders>
+              <w:top w:val="none"/>
+              <w:bottom w:val="none"/>
+              <w:left w:val="none"/>
+              <w:right w:val="none"/>
+            </w:tcBorders>
+          </w:tcPr>
+          <w:p>
+            <w:r>
+              <w:rPr>
+                <w:rFonts w:ascii="Adani" w:hAnsi="Adani"/>
+                <w:b w:val="0"/>
+                <w:sz w:val="20"/>
+                <w:u w:val="none"/>
+              </w:rPr>
+              <w:t>NIL</w:t>
+            </w:r>
+          </w:p>
+        </w:tc>
+      </w:tr>
+      <w:tr>
+        <w:tc>
+          <w:tcPr>
+            <w:tcW w:type="dxa" w:w="4536"/>
+            <w:tcBorders>
+              <w:top w:val="none"/>
+              <w:bottom w:val="none"/>
+              <w:left w:val="none"/>
+              <w:right w:val="none"/>
+            </w:tcBorders>
+          </w:tcPr>
+          <w:p>
+            <w:pPr>
+              <w:ind w:left="720"/>
+            </w:pPr>
+            <w:r>
+              <w:rPr>
+                <w:rFonts w:ascii="Adani" w:hAnsi="Adani"/>
+                <w:b w:val="0"/>
+                <w:sz w:val="20"/>
+                <w:u w:val="none"/>
+              </w:rPr>
+              <w:t>2.</w:t>
+              <w:tab/>
+              <w:t>Mother</w:t>
+              <w:tab/>
+              <w:t>:</w:t>
+            </w:r>
+          </w:p>
+        </w:tc>
+        <w:tc>
+          <w:tcPr>
+            <w:tcW w:type="dxa" w:w="4536"/>
+            <w:tcBorders>
+              <w:top w:val="none"/>
+              <w:bottom w:val="none"/>
+              <w:left w:val="none"/>
+              <w:right w:val="none"/>
+            </w:tcBorders>
+          </w:tcPr>
+          <w:p>
+            <w:r>
+              <w:rPr>
+                <w:rFonts w:ascii="Adani" w:hAnsi="Adani"/>
+                <w:b w:val="0"/>
+                <w:sz w:val="20"/>
+                <w:u w:val="none"/>
+              </w:rPr>
+              <w:t>NIL</w:t>
+            </w:r>
+          </w:p>
+        </w:tc>
+      </w:tr>
+      <w:tr>
+        <w:tc>
+          <w:tcPr>
+            <w:tcW w:type="dxa" w:w="4536"/>
+            <w:tcBorders>
+              <w:top w:val="none"/>
+              <w:bottom w:val="none"/>
+              <w:left w:val="none"/>
+              <w:right w:val="none"/>
+            </w:tcBorders>
+          </w:tcPr>
+          <w:p>
+            <w:pPr>
+              <w:ind w:left="720"/>
+            </w:pPr>
+            <w:r>
+              <w:rPr>
+                <w:rFonts w:ascii="Adani" w:hAnsi="Adani"/>
+                <w:b w:val="0"/>
+                <w:sz w:val="20"/>
+                <w:u w:val="none"/>
+              </w:rPr>
+              <w:t>3.</w:t>
+              <w:tab/>
+              <w:t>Son</w:t>
+              <w:tab/>
+              <w:t>:</w:t>
+            </w:r>
+          </w:p>
+        </w:tc>
+        <w:tc>
+          <w:tcPr>
+            <w:tcW w:type="dxa" w:w="4536"/>
+            <w:tcBorders>
+              <w:top w:val="none"/>
+              <w:bottom w:val="none"/>
+              <w:left w:val="none"/>
+              <w:right w:val="none"/>
+            </w:tcBorders>
+          </w:tcPr>
+          <w:p>
+            <w:r>
+              <w:rPr>
+                <w:rFonts w:ascii="Adani" w:hAnsi="Adani"/>
+                <w:b w:val="0"/>
+                <w:sz w:val="20"/>
+                <w:u w:val="none"/>
+              </w:rPr>
+              <w:t>NIL</w:t>
+            </w:r>
+          </w:p>
+        </w:tc>
+      </w:tr>
+      <w:tr>
+        <w:tc>
+          <w:tcPr>
+            <w:tcW w:type="dxa" w:w="4536"/>
+            <w:tcBorders>
+              <w:top w:val="none"/>
+              <w:bottom w:val="none"/>
+              <w:left w:val="none"/>
+              <w:right w:val="none"/>
+            </w:tcBorders>
+          </w:tcPr>
+          <w:p>
+            <w:pPr>
+              <w:ind w:left="720"/>
+            </w:pPr>
+            <w:r>
+              <w:rPr>
+                <w:rFonts w:ascii="Adani" w:hAnsi="Adani"/>
+                <w:b w:val="0"/>
+                <w:sz w:val="20"/>
+                <w:u w:val="none"/>
+              </w:rPr>
+              <w:t>4.</w:t>
+              <w:tab/>
+              <w:t>Son's Wife</w:t>
+              <w:tab/>
+              <w:t>:</w:t>
+            </w:r>
+          </w:p>
+        </w:tc>
+        <w:tc>
+          <w:tcPr>
+            <w:tcW w:type="dxa" w:w="4536"/>
+            <w:tcBorders>
+              <w:top w:val="none"/>
+              <w:bottom w:val="none"/>
+              <w:left w:val="none"/>
+              <w:right w:val="none"/>
+            </w:tcBorders>
+          </w:tcPr>
+          <w:p>
+            <w:r>
+              <w:rPr>
+                <w:rFonts w:ascii="Adani" w:hAnsi="Adani"/>
+                <w:b w:val="0"/>
+                <w:sz w:val="20"/>
+                <w:u w:val="none"/>
+              </w:rPr>
+              <w:t>NIL</w:t>
+            </w:r>
+          </w:p>
+        </w:tc>
+      </w:tr>
+      <w:tr>
+        <w:tc>
+          <w:tcPr>
+            <w:tcW w:type="dxa" w:w="4536"/>
+            <w:tcBorders>
+              <w:top w:val="none"/>
+              <w:bottom w:val="none"/>
+              <w:left w:val="none"/>
+              <w:right w:val="none"/>
+            </w:tcBorders>
+          </w:tcPr>
+          <w:p>
+            <w:pPr>
+              <w:ind w:left="720"/>
+            </w:pPr>
+            <w:r>
+              <w:rPr>
+                <w:rFonts w:ascii="Adani" w:hAnsi="Adani"/>
+                <w:b w:val="0"/>
+                <w:sz w:val="20"/>
+                <w:u w:val="none"/>
+              </w:rPr>
+              <w:t>5.</w:t>
+              <w:tab/>
+              <w:t>Daughter</w:t>
+              <w:tab/>
+              <w:t>:</w:t>
+            </w:r>
+          </w:p>
+        </w:tc>
+        <w:tc>
+          <w:tcPr>
+            <w:tcW w:type="dxa" w:w="4536"/>
+            <w:tcBorders>
+              <w:top w:val="none"/>
+              <w:bottom w:val="none"/>
+              <w:left w:val="none"/>
+              <w:right w:val="none"/>
+            </w:tcBorders>
+          </w:tcPr>
+          <w:p>
+            <w:r>
+              <w:rPr>
+                <w:rFonts w:ascii="Adani" w:hAnsi="Adani"/>
+                <w:b w:val="0"/>
+                <w:sz w:val="20"/>
+                <w:u w:val="none"/>
+              </w:rPr>
+              <w:t>NIL</w:t>
+            </w:r>
+          </w:p>
+        </w:tc>
+      </w:tr>
+      <w:tr>
+        <w:tc>
+          <w:tcPr>
+            <w:tcW w:type="dxa" w:w="4536"/>
+            <w:tcBorders>
+              <w:top w:val="none"/>
+              <w:bottom w:val="none"/>
+              <w:left w:val="none"/>
+              <w:right w:val="none"/>
+            </w:tcBorders>
+          </w:tcPr>
+          <w:p>
+            <w:pPr>
+              <w:ind w:left="720"/>
+            </w:pPr>
+            <w:r>
+              <w:rPr>
+                <w:rFonts w:ascii="Adani" w:hAnsi="Adani"/>
+                <w:b w:val="0"/>
+                <w:sz w:val="20"/>
+                <w:u w:val="none"/>
+              </w:rPr>
+              <w:t>6.</w:t>
+              <w:tab/>
+              <w:t>Daughter's Husband</w:t>
+              <w:tab/>
+              <w:t>:</w:t>
+            </w:r>
+          </w:p>
+        </w:tc>
+        <w:tc>
+          <w:tcPr>
+            <w:tcW w:type="dxa" w:w="4536"/>
+            <w:tcBorders>
+              <w:top w:val="none"/>
+              <w:bottom w:val="none"/>
+              <w:left w:val="none"/>
+              <w:right w:val="none"/>
+            </w:tcBorders>
+          </w:tcPr>
+          <w:p>
+            <w:r>
+              <w:rPr>
+                <w:rFonts w:ascii="Adani" w:hAnsi="Adani"/>
+                <w:b w:val="0"/>
+                <w:sz w:val="20"/>
+                <w:u w:val="none"/>
+              </w:rPr>
+              <w:t>NIL</w:t>
+            </w:r>
+          </w:p>
+        </w:tc>
+      </w:tr>
+      <w:tr>
+        <w:tc>
+          <w:tcPr>
+            <w:tcW w:type="dxa" w:w="4536"/>
+            <w:tcBorders>
+              <w:top w:val="none"/>
+              <w:bottom w:val="none"/>
+              <w:left w:val="none"/>
+              <w:right w:val="none"/>
+            </w:tcBorders>
+          </w:tcPr>
+          <w:p>
+            <w:pPr>
+              <w:ind w:left="720"/>
+            </w:pPr>
+            <w:r>
+              <w:rPr>
+                <w:rFonts w:ascii="Adani" w:hAnsi="Adani"/>
+                <w:b w:val="0"/>
+                <w:sz w:val="20"/>
+                <w:u w:val="none"/>
+              </w:rPr>
+              <w:t>7.</w:t>
+              <w:tab/>
+              <w:t>Brother</w:t>
+              <w:tab/>
+              <w:t>:</w:t>
+            </w:r>
+          </w:p>
+        </w:tc>
+        <w:tc>
+          <w:tcPr>
+            <w:tcW w:type="dxa" w:w="4536"/>
+            <w:tcBorders>
+              <w:top w:val="none"/>
+              <w:bottom w:val="none"/>
+              <w:left w:val="none"/>
+              <w:right w:val="none"/>
+            </w:tcBorders>
+          </w:tcPr>
+          <w:p>
+            <w:r>
+              <w:rPr>
+                <w:rFonts w:ascii="Adani" w:hAnsi="Adani"/>
+                <w:b w:val="0"/>
+                <w:sz w:val="20"/>
+                <w:u w:val="none"/>
+              </w:rPr>
+              <w:t>NIL</w:t>
+            </w:r>
+          </w:p>
+        </w:tc>
+      </w:tr>
+      <w:tr>
+        <w:tc>
+          <w:tcPr>
+            <w:tcW w:type="dxa" w:w="4536"/>
+            <w:tcBorders>
+              <w:top w:val="none"/>
+              <w:bottom w:val="none"/>
+              <w:left w:val="none"/>
+              <w:right w:val="none"/>
+            </w:tcBorders>
+          </w:tcPr>
+          <w:p>
+            <w:pPr>
+              <w:ind w:left="720"/>
+            </w:pPr>
+            <w:r>
+              <w:rPr>
+                <w:rFonts w:ascii="Adani" w:hAnsi="Adani"/>
+                <w:b w:val="0"/>
+                <w:sz w:val="20"/>
+                <w:u w:val="none"/>
+              </w:rPr>
+              <w:t>8.</w:t>
+              <w:tab/>
+              <w:t>Sister</w:t>
+              <w:tab/>
+              <w:t>:</w:t>
+            </w:r>
+          </w:p>
+        </w:tc>
+        <w:tc>
+          <w:tcPr>
+            <w:tcW w:type="dxa" w:w="4536"/>
+            <w:tcBorders>
+              <w:top w:val="none"/>
+              <w:bottom w:val="none"/>
+              <w:left w:val="none"/>
+              <w:right w:val="none"/>
+            </w:tcBorders>
+          </w:tcPr>
+          <w:p>
+            <w:r>
+              <w:rPr>
+                <w:rFonts w:ascii="Adani" w:hAnsi="Adani"/>
+                <w:b w:val="0"/>
+                <w:sz w:val="20"/>
+                <w:u w:val="none"/>
+              </w:rPr>
+              <w:t>NIL</w:t>
+            </w:r>
+          </w:p>
+        </w:tc>
+      </w:tr>
+    </w:tbl>
     <w:p/>
     <w:p>
       <w:pPr>
@@ -3207,7 +3167,7 @@
                 <w:sz w:val="18"/>
                 <w:u w:val="none"/>
               </w:rPr>
-              <w:t>Date:   07th May, 2026</w:t>
+              <w:t>Date:   15th May, 2026</w:t>
             </w:r>
           </w:p>
         </w:tc>
@@ -3368,7 +3328,7 @@
           <w:sz w:val="20"/>
           <w:u w:val="none"/>
         </w:rPr>
-        <w:t>07th May, 2026</w:t>
+        <w:t>15th May, 2026</w:t>
       </w:r>
     </w:p>
     <w:p>
@@ -3413,6 +3373,21 @@
           <w:sz w:val="20"/>
           <w:u w:val="none"/>
         </w:rPr>
+        <w:t>NRC LIMITED</w:t>
+      </w:r>
+    </w:p>
+    <w:p>
+      <w:pPr>
+        <w:spacing w:before="0" w:after="20"/>
+        <w:jc w:val="left"/>
+      </w:pPr>
+      <w:r>
+        <w:rPr>
+          <w:rFonts w:ascii="Adani" w:hAnsi="Adani"/>
+          <w:b/>
+          <w:sz w:val="20"/>
+          <w:u w:val="none"/>
+        </w:rPr>
         <w:t>ADANI AGRI LOGISTICS (DAHOD) LIMITED</w:t>
       </w:r>
     </w:p>
@@ -3443,7 +3418,7 @@
           <w:sz w:val="20"/>
           <w:u w:val="none"/>
         </w:rPr>
-        <w:t>ADANI AGRI LOGISTICS (DHAMORA) LIMITED</w:t>
+        <w:t>ADANI AGRI LOGISTICS (KANNAUJ) LIMITED</w:t>
       </w:r>
     </w:p>
     <w:p>
@@ -3458,7 +3433,7 @@
           <w:sz w:val="20"/>
           <w:u w:val="none"/>
         </w:rPr>
-        <w:t>ADANI AGRI LOGISTICS (KANNAUJ) LIMITED</w:t>
+        <w:t>ADANI AGRI LOGISTICS (DHAMORA) LIMITED</w:t>
       </w:r>
     </w:p>
     <w:p>
@@ -3503,7 +3478,7 @@
           <w:sz w:val="20"/>
           <w:u w:val="none"/>
         </w:rPr>
-        <w:t>BLUE STAR REALTORS LIMITED</w:t>
+        <w:t>ADANI LOGISTICS SERVICES LIMITED</w:t>
       </w:r>
     </w:p>
     <w:p>
@@ -3518,7 +3493,7 @@
           <w:sz w:val="20"/>
           <w:u w:val="none"/>
         </w:rPr>
-        <w:t>ADANI LOGISTICS SERVICES LIMITED</w:t>
+        <w:t>BLUE STAR REALTORS LIMITED</w:t>
       </w:r>
     </w:p>
     <w:p>
@@ -3549,36 +3524,6 @@
           <w:u w:val="none"/>
         </w:rPr>
         <w:t>ADANI AGRI LOGISTICS LIMITED</w:t>
-      </w:r>
-    </w:p>
-    <w:p>
-      <w:pPr>
-        <w:spacing w:before="0" w:after="20"/>
-        <w:jc w:val="left"/>
-      </w:pPr>
-      <w:r>
-        <w:rPr>
-          <w:rFonts w:ascii="Adani" w:hAnsi="Adani"/>
-          <w:b/>
-          <w:sz w:val="20"/>
-          <w:u w:val="none"/>
-        </w:rPr>
-        <w:t>PUNARVASU FINANCIAL SERVICES PRIVATE LIMITED</w:t>
-      </w:r>
-    </w:p>
-    <w:p>
-      <w:pPr>
-        <w:spacing w:before="0" w:after="20"/>
-        <w:jc w:val="left"/>
-      </w:pPr>
-      <w:r>
-        <w:rPr>
-          <w:rFonts w:ascii="Adani" w:hAnsi="Adani"/>
-          <w:b/>
-          <w:sz w:val="20"/>
-          <w:u w:val="none"/>
-        </w:rPr>
-        <w:t>AGRI WAREHOUSING SERVICE PROVIDERS (INDIA)  LIMITED</w:t>
       </w:r>
     </w:p>
     <w:p/>
@@ -3639,6 +3584,21 @@
           <w:sz w:val="20"/>
           <w:u w:val="none"/>
         </w:rPr>
+        <w:t>NRC LIMITED</w:t>
+      </w:r>
+    </w:p>
+    <w:p>
+      <w:pPr>
+        <w:spacing w:before="0" w:after="20"/>
+        <w:jc w:val="left"/>
+      </w:pPr>
+      <w:r>
+        <w:rPr>
+          <w:rFonts w:ascii="Adani" w:hAnsi="Adani"/>
+          <w:b w:val="0"/>
+          <w:sz w:val="20"/>
+          <w:u w:val="none"/>
+        </w:rPr>
         <w:t>ADANI AGRI LOGISTICS (DAHOD) LIMITED</w:t>
       </w:r>
     </w:p>
@@ -3669,7 +3629,7 @@
           <w:sz w:val="20"/>
           <w:u w:val="none"/>
         </w:rPr>
-        <w:t>ADANI AGRI LOGISTICS (DHAMORA) LIMITED</w:t>
+        <w:t>ADANI AGRI LOGISTICS (KANNAUJ) LIMITED</w:t>
       </w:r>
     </w:p>
     <w:p>
@@ -3684,7 +3644,7 @@
           <w:sz w:val="20"/>
           <w:u w:val="none"/>
         </w:rPr>
-        <w:t>ADANI AGRI LOGISTICS (KANNAUJ) LIMITED</w:t>
+        <w:t>ADANI AGRI LOGISTICS (DHAMORA) LIMITED</w:t>
       </w:r>
     </w:p>
     <w:p>
@@ -3729,7 +3689,7 @@
           <w:sz w:val="20"/>
           <w:u w:val="none"/>
         </w:rPr>
-        <w:t>BLUE STAR REALTORS LIMITED</w:t>
+        <w:t>ADANI LOGISTICS SERVICES LIMITED</w:t>
       </w:r>
     </w:p>
     <w:p>
@@ -3744,7 +3704,7 @@
           <w:sz w:val="20"/>
           <w:u w:val="none"/>
         </w:rPr>
-        <w:t>ADANI LOGISTICS SERVICES LIMITED</w:t>
+        <w:t>BLUE STAR REALTORS LIMITED</w:t>
       </w:r>
     </w:p>
     <w:p>
@@ -3829,8 +3789,8 @@
     </w:p>
     <w:p>
       <w:pPr>
-        <w:spacing w:before="0" w:after="20"/>
-        <w:jc w:val="left"/>
+        <w:spacing w:before="0" w:after="80"/>
+        <w:jc w:val="center"/>
       </w:pPr>
       <w:r>
         <w:rPr>
@@ -3839,22 +3799,10 @@
           <w:sz w:val="20"/>
           <w:u w:val="none"/>
         </w:rPr>
-        <w:t>PUNARVASU FINANCIAL SERVICES PRIVATE LIMITED</w:t>
-      </w:r>
-    </w:p>
-    <w:p>
-      <w:pPr>
-        <w:spacing w:before="0" w:after="20"/>
-        <w:jc w:val="left"/>
-      </w:pPr>
-      <w:r>
-        <w:rPr>
-          <w:rFonts w:ascii="Adani" w:hAnsi="Adani"/>
-          <w:b w:val="0"/>
-          <w:sz w:val="20"/>
-          <w:u w:val="none"/>
-        </w:rPr>
-        <w:t>AGRI WAREHOUSING SERVICE PROVIDERS (INDIA)  LIMITED</w:t>
+        <w:tab/>
+        <w:tab/>
+        <w:tab/>
+        <w:t>NIL</w:t>
       </w:r>
     </w:p>
     <w:p/>
@@ -4612,7 +4560,7 @@
                 <w:sz w:val="18"/>
                 <w:u w:val="none"/>
               </w:rPr>
-              <w:t>12</w:t>
+              <w:t>11</w:t>
             </w:r>
           </w:p>
         </w:tc>
@@ -4756,6 +4704,120 @@
                 <w:u w:val="none"/>
               </w:rPr>
               <w:t>Appointment Date</w:t>
+            </w:r>
+          </w:p>
+        </w:tc>
+      </w:tr>
+      <w:tr>
+        <w:tc>
+          <w:tcPr>
+            <w:tcW w:type="dxa" w:w="2268"/>
+            <w:shd w:val="clear" w:color="auto" w:fill="FFFFFF"/>
+            <w:tcBorders>
+              <w:top w:val="single" w:sz="4" w:space="0" w:color="000000"/>
+              <w:left w:val="single" w:sz="4" w:space="0" w:color="000000"/>
+              <w:bottom w:val="single" w:sz="4" w:space="0" w:color="000000"/>
+              <w:right w:val="single" w:sz="4" w:space="0" w:color="000000"/>
+            </w:tcBorders>
+            <w:vAlign w:val="center"/>
+          </w:tcPr>
+          <w:p>
+            <w:pPr>
+              <w:spacing w:before="40" w:after="40"/>
+              <w:jc w:val="left"/>
+            </w:pPr>
+            <w:r>
+              <w:rPr>
+                <w:rFonts w:ascii="Adani" w:hAnsi="Adani"/>
+                <w:b w:val="0"/>
+                <w:sz w:val="18"/>
+                <w:u w:val="none"/>
+              </w:rPr>
+              <w:t>U52100MH1946PLC005227</w:t>
+            </w:r>
+          </w:p>
+        </w:tc>
+        <w:tc>
+          <w:tcPr>
+            <w:tcW w:type="dxa" w:w="4252"/>
+            <w:shd w:val="clear" w:color="auto" w:fill="FFFFFF"/>
+            <w:tcBorders>
+              <w:top w:val="single" w:sz="4" w:space="0" w:color="000000"/>
+              <w:left w:val="single" w:sz="4" w:space="0" w:color="000000"/>
+              <w:bottom w:val="single" w:sz="4" w:space="0" w:color="000000"/>
+              <w:right w:val="single" w:sz="4" w:space="0" w:color="000000"/>
+            </w:tcBorders>
+            <w:vAlign w:val="center"/>
+          </w:tcPr>
+          <w:p>
+            <w:pPr>
+              <w:spacing w:before="40" w:after="40"/>
+              <w:jc w:val="left"/>
+            </w:pPr>
+            <w:r>
+              <w:rPr>
+                <w:rFonts w:ascii="Adani" w:hAnsi="Adani"/>
+                <w:b w:val="0"/>
+                <w:sz w:val="18"/>
+                <w:u w:val="none"/>
+              </w:rPr>
+              <w:t>NRC LIMITED</w:t>
+            </w:r>
+          </w:p>
+        </w:tc>
+        <w:tc>
+          <w:tcPr>
+            <w:tcW w:type="dxa" w:w="1587"/>
+            <w:shd w:val="clear" w:color="auto" w:fill="FFFFFF"/>
+            <w:tcBorders>
+              <w:top w:val="single" w:sz="4" w:space="0" w:color="000000"/>
+              <w:left w:val="single" w:sz="4" w:space="0" w:color="000000"/>
+              <w:bottom w:val="single" w:sz="4" w:space="0" w:color="000000"/>
+              <w:right w:val="single" w:sz="4" w:space="0" w:color="000000"/>
+            </w:tcBorders>
+            <w:vAlign w:val="center"/>
+          </w:tcPr>
+          <w:p>
+            <w:pPr>
+              <w:spacing w:before="40" w:after="40"/>
+              <w:jc w:val="left"/>
+            </w:pPr>
+            <w:r>
+              <w:rPr>
+                <w:rFonts w:ascii="Adani" w:hAnsi="Adani"/>
+                <w:b w:val="0"/>
+                <w:sz w:val="18"/>
+                <w:u w:val="none"/>
+              </w:rPr>
+              <w:t>Additional Director</w:t>
+            </w:r>
+          </w:p>
+        </w:tc>
+        <w:tc>
+          <w:tcPr>
+            <w:tcW w:type="dxa" w:w="1304"/>
+            <w:shd w:val="clear" w:color="auto" w:fill="FFFFFF"/>
+            <w:tcBorders>
+              <w:top w:val="single" w:sz="4" w:space="0" w:color="000000"/>
+              <w:left w:val="single" w:sz="4" w:space="0" w:color="000000"/>
+              <w:bottom w:val="single" w:sz="4" w:space="0" w:color="000000"/>
+              <w:right w:val="single" w:sz="4" w:space="0" w:color="000000"/>
+            </w:tcBorders>
+            <w:vAlign w:val="center"/>
+          </w:tcPr>
+          <w:p>
+            <w:pPr>
+              <w:spacing w:before="40" w:after="40"/>
+              <w:jc w:val="left"/>
+            </w:pPr>
+            <w:r>
+              <w:rPr>
+                <w:rFonts w:ascii="Adani" w:hAnsi="Adani"/>
+                <w:b w:val="0"/>
+                <w:sz w:val="18"/>
+                <w:u w:val="none"/>
+              </w:rPr>
+              <w:t>24/01/2026</w:t>
             </w:r>
           </w:p>
         </w:tc>
@@ -5013,7 +5075,7 @@
                 <w:sz w:val="18"/>
                 <w:u w:val="none"/>
               </w:rPr>
-              <w:t>U74999GJ2018PLC103574</w:t>
+              <w:t>U63030GJ2017PLC095059</w:t>
             </w:r>
           </w:p>
         </w:tc>
@@ -5041,7 +5103,7 @@
                 <w:sz w:val="18"/>
                 <w:u w:val="none"/>
               </w:rPr>
-              <w:t>ADANI AGRI LOGISTICS (DHAMORA) LIMITED</w:t>
+              <w:t>ADANI AGRI LOGISTICS (KANNAUJ) LIMITED</w:t>
             </w:r>
           </w:p>
         </w:tc>
@@ -5127,7 +5189,7 @@
                 <w:sz w:val="18"/>
                 <w:u w:val="none"/>
               </w:rPr>
-              <w:t>U63030GJ2017PLC095059</w:t>
+              <w:t>U74999GJ2018PLC103574</w:t>
             </w:r>
           </w:p>
         </w:tc>
@@ -5155,7 +5217,7 @@
                 <w:sz w:val="18"/>
                 <w:u w:val="none"/>
               </w:rPr>
-              <w:t>ADANI AGRI LOGISTICS (KANNAUJ) LIMITED</w:t>
+              <w:t>ADANI AGRI LOGISTICS (DHAMORA) LIMITED</w:t>
             </w:r>
           </w:p>
         </w:tc>
@@ -5469,7 +5531,7 @@
                 <w:sz w:val="18"/>
                 <w:u w:val="none"/>
               </w:rPr>
-              <w:t>U45200MH1990PLC055968</w:t>
+              <w:t>U60210GJ2006PLC118174</w:t>
             </w:r>
           </w:p>
         </w:tc>
@@ -5497,7 +5559,7 @@
                 <w:sz w:val="18"/>
                 <w:u w:val="none"/>
               </w:rPr>
-              <w:t>BLUE STAR REALTORS LIMITED</w:t>
+              <w:t>ADANI LOGISTICS SERVICES LIMITED</w:t>
             </w:r>
           </w:p>
         </w:tc>
@@ -5583,7 +5645,7 @@
                 <w:sz w:val="18"/>
                 <w:u w:val="none"/>
               </w:rPr>
-              <w:t>U60210GJ2006PLC118174</w:t>
+              <w:t>U45200MH1990PLC055968</w:t>
             </w:r>
           </w:p>
         </w:tc>
@@ -5611,7 +5673,7 @@
                 <w:sz w:val="18"/>
                 <w:u w:val="none"/>
               </w:rPr>
-              <w:t>ADANI LOGISTICS SERVICES LIMITED</w:t>
+              <w:t>BLUE STAR REALTORS LIMITED</w:t>
             </w:r>
           </w:p>
         </w:tc>
@@ -5896,234 +5958,6 @@
                 <w:u w:val="none"/>
               </w:rPr>
               <w:t>30/10/2023</w:t>
-            </w:r>
-          </w:p>
-        </w:tc>
-      </w:tr>
-      <w:tr>
-        <w:tc>
-          <w:tcPr>
-            <w:tcW w:type="dxa" w:w="2268"/>
-            <w:shd w:val="clear" w:color="auto" w:fill="FFFFFF"/>
-            <w:tcBorders>
-              <w:top w:val="single" w:sz="4" w:space="0" w:color="000000"/>
-              <w:left w:val="single" w:sz="4" w:space="0" w:color="000000"/>
-              <w:bottom w:val="single" w:sz="4" w:space="0" w:color="000000"/>
-              <w:right w:val="single" w:sz="4" w:space="0" w:color="000000"/>
-            </w:tcBorders>
-            <w:vAlign w:val="center"/>
-          </w:tcPr>
-          <w:p>
-            <w:pPr>
-              <w:spacing w:before="40" w:after="40"/>
-              <w:jc w:val="left"/>
-            </w:pPr>
-            <w:r>
-              <w:rPr>
-                <w:rFonts w:ascii="Adani" w:hAnsi="Adani"/>
-                <w:b w:val="0"/>
-                <w:sz w:val="18"/>
-                <w:u w:val="none"/>
-              </w:rPr>
-              <w:t>U67120MH1993PTC073611</w:t>
-            </w:r>
-          </w:p>
-        </w:tc>
-        <w:tc>
-          <w:tcPr>
-            <w:tcW w:type="dxa" w:w="4252"/>
-            <w:shd w:val="clear" w:color="auto" w:fill="FFFFFF"/>
-            <w:tcBorders>
-              <w:top w:val="single" w:sz="4" w:space="0" w:color="000000"/>
-              <w:left w:val="single" w:sz="4" w:space="0" w:color="000000"/>
-              <w:bottom w:val="single" w:sz="4" w:space="0" w:color="000000"/>
-              <w:right w:val="single" w:sz="4" w:space="0" w:color="000000"/>
-            </w:tcBorders>
-            <w:vAlign w:val="center"/>
-          </w:tcPr>
-          <w:p>
-            <w:pPr>
-              <w:spacing w:before="40" w:after="40"/>
-              <w:jc w:val="left"/>
-            </w:pPr>
-            <w:r>
-              <w:rPr>
-                <w:rFonts w:ascii="Adani" w:hAnsi="Adani"/>
-                <w:b w:val="0"/>
-                <w:sz w:val="18"/>
-                <w:u w:val="none"/>
-              </w:rPr>
-              <w:t>PUNARVASU FINANCIAL SERVICES PRIVATE LIMITED</w:t>
-            </w:r>
-          </w:p>
-        </w:tc>
-        <w:tc>
-          <w:tcPr>
-            <w:tcW w:type="dxa" w:w="1587"/>
-            <w:shd w:val="clear" w:color="auto" w:fill="FFFFFF"/>
-            <w:tcBorders>
-              <w:top w:val="single" w:sz="4" w:space="0" w:color="000000"/>
-              <w:left w:val="single" w:sz="4" w:space="0" w:color="000000"/>
-              <w:bottom w:val="single" w:sz="4" w:space="0" w:color="000000"/>
-              <w:right w:val="single" w:sz="4" w:space="0" w:color="000000"/>
-            </w:tcBorders>
-            <w:vAlign w:val="center"/>
-          </w:tcPr>
-          <w:p>
-            <w:pPr>
-              <w:spacing w:before="40" w:after="40"/>
-              <w:jc w:val="left"/>
-            </w:pPr>
-            <w:r>
-              <w:rPr>
-                <w:rFonts w:ascii="Adani" w:hAnsi="Adani"/>
-                <w:b w:val="0"/>
-                <w:sz w:val="18"/>
-                <w:u w:val="none"/>
-              </w:rPr>
-              <w:t>Director</w:t>
-            </w:r>
-          </w:p>
-        </w:tc>
-        <w:tc>
-          <w:tcPr>
-            <w:tcW w:type="dxa" w:w="1304"/>
-            <w:shd w:val="clear" w:color="auto" w:fill="FFFFFF"/>
-            <w:tcBorders>
-              <w:top w:val="single" w:sz="4" w:space="0" w:color="000000"/>
-              <w:left w:val="single" w:sz="4" w:space="0" w:color="000000"/>
-              <w:bottom w:val="single" w:sz="4" w:space="0" w:color="000000"/>
-              <w:right w:val="single" w:sz="4" w:space="0" w:color="000000"/>
-            </w:tcBorders>
-            <w:vAlign w:val="center"/>
-          </w:tcPr>
-          <w:p>
-            <w:pPr>
-              <w:spacing w:before="40" w:after="40"/>
-              <w:jc w:val="left"/>
-            </w:pPr>
-            <w:r>
-              <w:rPr>
-                <w:rFonts w:ascii="Adani" w:hAnsi="Adani"/>
-                <w:b w:val="0"/>
-                <w:sz w:val="18"/>
-                <w:u w:val="none"/>
-              </w:rPr>
-              <w:t>30/11/2022</w:t>
-            </w:r>
-          </w:p>
-        </w:tc>
-      </w:tr>
-      <w:tr>
-        <w:tc>
-          <w:tcPr>
-            <w:tcW w:type="dxa" w:w="2268"/>
-            <w:shd w:val="clear" w:color="auto" w:fill="FFFFFF"/>
-            <w:tcBorders>
-              <w:top w:val="single" w:sz="4" w:space="0" w:color="000000"/>
-              <w:left w:val="single" w:sz="4" w:space="0" w:color="000000"/>
-              <w:bottom w:val="single" w:sz="4" w:space="0" w:color="000000"/>
-              <w:right w:val="single" w:sz="4" w:space="0" w:color="000000"/>
-            </w:tcBorders>
-            <w:vAlign w:val="center"/>
-          </w:tcPr>
-          <w:p>
-            <w:pPr>
-              <w:spacing w:before="40" w:after="40"/>
-              <w:jc w:val="left"/>
-            </w:pPr>
-            <w:r>
-              <w:rPr>
-                <w:rFonts w:ascii="Adani" w:hAnsi="Adani"/>
-                <w:b w:val="0"/>
-                <w:sz w:val="18"/>
-                <w:u w:val="none"/>
-              </w:rPr>
-              <w:t>U94110MH2020PTC335497</w:t>
-            </w:r>
-          </w:p>
-        </w:tc>
-        <w:tc>
-          <w:tcPr>
-            <w:tcW w:type="dxa" w:w="4252"/>
-            <w:shd w:val="clear" w:color="auto" w:fill="FFFFFF"/>
-            <w:tcBorders>
-              <w:top w:val="single" w:sz="4" w:space="0" w:color="000000"/>
-              <w:left w:val="single" w:sz="4" w:space="0" w:color="000000"/>
-              <w:bottom w:val="single" w:sz="4" w:space="0" w:color="000000"/>
-              <w:right w:val="single" w:sz="4" w:space="0" w:color="000000"/>
-            </w:tcBorders>
-            <w:vAlign w:val="center"/>
-          </w:tcPr>
-          <w:p>
-            <w:pPr>
-              <w:spacing w:before="40" w:after="40"/>
-              <w:jc w:val="left"/>
-            </w:pPr>
-            <w:r>
-              <w:rPr>
-                <w:rFonts w:ascii="Adani" w:hAnsi="Adani"/>
-                <w:b w:val="0"/>
-                <w:sz w:val="18"/>
-                <w:u w:val="none"/>
-              </w:rPr>
-              <w:t>AGRI WAREHOUSING SERVICE PROVIDERS (INDIA)  LIMITED</w:t>
-            </w:r>
-          </w:p>
-        </w:tc>
-        <w:tc>
-          <w:tcPr>
-            <w:tcW w:type="dxa" w:w="1587"/>
-            <w:shd w:val="clear" w:color="auto" w:fill="FFFFFF"/>
-            <w:tcBorders>
-              <w:top w:val="single" w:sz="4" w:space="0" w:color="000000"/>
-              <w:left w:val="single" w:sz="4" w:space="0" w:color="000000"/>
-              <w:bottom w:val="single" w:sz="4" w:space="0" w:color="000000"/>
-              <w:right w:val="single" w:sz="4" w:space="0" w:color="000000"/>
-            </w:tcBorders>
-            <w:vAlign w:val="center"/>
-          </w:tcPr>
-          <w:p>
-            <w:pPr>
-              <w:spacing w:before="40" w:after="40"/>
-              <w:jc w:val="left"/>
-            </w:pPr>
-            <w:r>
-              <w:rPr>
-                <w:rFonts w:ascii="Adani" w:hAnsi="Adani"/>
-                <w:b w:val="0"/>
-                <w:sz w:val="18"/>
-                <w:u w:val="none"/>
-              </w:rPr>
-              <w:t>Director</w:t>
-            </w:r>
-          </w:p>
-        </w:tc>
-        <w:tc>
-          <w:tcPr>
-            <w:tcW w:type="dxa" w:w="1304"/>
-            <w:shd w:val="clear" w:color="auto" w:fill="FFFFFF"/>
-            <w:tcBorders>
-              <w:top w:val="single" w:sz="4" w:space="0" w:color="000000"/>
-              <w:left w:val="single" w:sz="4" w:space="0" w:color="000000"/>
-              <w:bottom w:val="single" w:sz="4" w:space="0" w:color="000000"/>
-              <w:right w:val="single" w:sz="4" w:space="0" w:color="000000"/>
-            </w:tcBorders>
-            <w:vAlign w:val="center"/>
-          </w:tcPr>
-          <w:p>
-            <w:pPr>
-              <w:spacing w:before="40" w:after="40"/>
-              <w:jc w:val="left"/>
-            </w:pPr>
-            <w:r>
-              <w:rPr>
-                <w:rFonts w:ascii="Adani" w:hAnsi="Adani"/>
-                <w:b w:val="0"/>
-                <w:sz w:val="18"/>
-                <w:u w:val="none"/>
-              </w:rPr>
-              <w:t>26/09/2022</w:t>
             </w:r>
           </w:p>
         </w:tc>

--- a/Backend/Director_Disclosure/Output_Disclosures/2024-25/BLUE_STAR_REALTORS_LIMITED/MBP-1/MBP1_PANKAJ_KUMAR_BHARDWAJ_09568028.docx
+++ b/Backend/Director_Disclosure/Output_Disclosures/2024-25/BLUE_STAR_REALTORS_LIMITED/MBP-1/MBP1_PANKAJ_KUMAR_BHARDWAJ_09568028.docx
@@ -957,7 +957,7 @@
                 <w:sz w:val="18"/>
                 <w:u w:val="none"/>
               </w:rPr>
-              <w:t>ADANI AGRI LOGISTICS (DHAMORA) LIMITED</w:t>
+              <w:t>ADANI AGRI LOGISTICS (KOTKAPURA) LIMITED</w:t>
             </w:r>
           </w:p>
         </w:tc>
@@ -1099,148 +1099,6 @@
                 <w:sz w:val="18"/>
                 <w:u w:val="none"/>
               </w:rPr>
-              <w:t>ADANI AGRI LOGISTICS (KOTKAPURA) LIMITED</w:t>
-            </w:r>
-          </w:p>
-        </w:tc>
-        <w:tc>
-          <w:tcPr>
-            <w:tcW w:type="dxa" w:w="1814"/>
-            <w:shd w:val="clear" w:color="auto" w:fill="FFFFFF"/>
-            <w:tcBorders>
-              <w:top w:val="single" w:sz="4" w:space="0" w:color="000000"/>
-              <w:left w:val="single" w:sz="4" w:space="0" w:color="000000"/>
-              <w:bottom w:val="single" w:sz="4" w:space="0" w:color="000000"/>
-              <w:right w:val="single" w:sz="4" w:space="0" w:color="000000"/>
-            </w:tcBorders>
-            <w:vAlign w:val="center"/>
-          </w:tcPr>
-          <w:p>
-            <w:pPr>
-              <w:spacing w:before="40" w:after="40"/>
-              <w:jc w:val="left"/>
-            </w:pPr>
-            <w:r>
-              <w:rPr>
-                <w:rFonts w:ascii="Adani" w:hAnsi="Adani"/>
-                <w:b w:val="0"/>
-                <w:sz w:val="18"/>
-                <w:u w:val="none"/>
-              </w:rPr>
-              <w:t>Director</w:t>
-            </w:r>
-          </w:p>
-        </w:tc>
-        <w:tc>
-          <w:tcPr>
-            <w:tcW w:type="dxa" w:w="1020"/>
-            <w:shd w:val="clear" w:color="auto" w:fill="FFFFFF"/>
-            <w:tcBorders>
-              <w:top w:val="single" w:sz="4" w:space="0" w:color="000000"/>
-              <w:left w:val="single" w:sz="4" w:space="0" w:color="000000"/>
-              <w:bottom w:val="single" w:sz="4" w:space="0" w:color="000000"/>
-              <w:right w:val="single" w:sz="4" w:space="0" w:color="000000"/>
-            </w:tcBorders>
-            <w:vAlign w:val="center"/>
-          </w:tcPr>
-          <w:p>
-            <w:pPr>
-              <w:spacing w:before="40" w:after="40"/>
-              <w:jc w:val="left"/>
-            </w:pPr>
-            <w:r>
-              <w:rPr>
-                <w:rFonts w:ascii="Adani" w:hAnsi="Adani"/>
-                <w:b w:val="0"/>
-                <w:sz w:val="18"/>
-                <w:u w:val="none"/>
-              </w:rPr>
-              <w:t>NIL</w:t>
-            </w:r>
-          </w:p>
-        </w:tc>
-        <w:tc>
-          <w:tcPr>
-            <w:tcW w:type="dxa" w:w="1247"/>
-            <w:shd w:val="clear" w:color="auto" w:fill="FFFFFF"/>
-            <w:tcBorders>
-              <w:top w:val="single" w:sz="4" w:space="0" w:color="000000"/>
-              <w:left w:val="single" w:sz="4" w:space="0" w:color="000000"/>
-              <w:bottom w:val="single" w:sz="4" w:space="0" w:color="000000"/>
-              <w:right w:val="single" w:sz="4" w:space="0" w:color="000000"/>
-            </w:tcBorders>
-            <w:vAlign w:val="center"/>
-          </w:tcPr>
-          <w:p>
-            <w:pPr>
-              <w:spacing w:before="40" w:after="40"/>
-              <w:jc w:val="left"/>
-            </w:pPr>
-            <w:r>
-              <w:rPr>
-                <w:rFonts w:ascii="Adani" w:hAnsi="Adani"/>
-                <w:b w:val="0"/>
-                <w:sz w:val="18"/>
-                <w:u w:val="none"/>
-              </w:rPr>
-              <w:t>17/06/2025</w:t>
-            </w:r>
-          </w:p>
-        </w:tc>
-      </w:tr>
-      <w:tr>
-        <w:tc>
-          <w:tcPr>
-            <w:tcW w:type="dxa" w:w="680"/>
-            <w:shd w:val="clear" w:color="auto" w:fill="FFFFFF"/>
-            <w:tcBorders>
-              <w:top w:val="single" w:sz="4" w:space="0" w:color="000000"/>
-              <w:left w:val="single" w:sz="4" w:space="0" w:color="000000"/>
-              <w:bottom w:val="single" w:sz="4" w:space="0" w:color="000000"/>
-              <w:right w:val="single" w:sz="4" w:space="0" w:color="000000"/>
-            </w:tcBorders>
-            <w:vAlign w:val="center"/>
-          </w:tcPr>
-          <w:p>
-            <w:pPr>
-              <w:spacing w:before="40" w:after="40"/>
-              <w:jc w:val="left"/>
-            </w:pPr>
-            <w:r>
-              <w:rPr>
-                <w:rFonts w:ascii="Adani" w:hAnsi="Adani"/>
-                <w:b w:val="0"/>
-                <w:sz w:val="18"/>
-                <w:u w:val="none"/>
-              </w:rPr>
-              <w:t>7</w:t>
-            </w:r>
-          </w:p>
-        </w:tc>
-        <w:tc>
-          <w:tcPr>
-            <w:tcW w:type="dxa" w:w="3969"/>
-            <w:shd w:val="clear" w:color="auto" w:fill="FFFFFF"/>
-            <w:tcBorders>
-              <w:top w:val="single" w:sz="4" w:space="0" w:color="000000"/>
-              <w:left w:val="single" w:sz="4" w:space="0" w:color="000000"/>
-              <w:bottom w:val="single" w:sz="4" w:space="0" w:color="000000"/>
-              <w:right w:val="single" w:sz="4" w:space="0" w:color="000000"/>
-            </w:tcBorders>
-            <w:vAlign w:val="center"/>
-          </w:tcPr>
-          <w:p>
-            <w:pPr>
-              <w:spacing w:before="40" w:after="40"/>
-              <w:jc w:val="left"/>
-            </w:pPr>
-            <w:r>
-              <w:rPr>
-                <w:rFonts w:ascii="Adani" w:hAnsi="Adani"/>
-                <w:b w:val="0"/>
-                <w:sz w:val="18"/>
-                <w:u w:val="none"/>
-              </w:rPr>
               <w:t>SULOCHANA PEDESTAL LIMITED</w:t>
             </w:r>
           </w:p>
@@ -1326,6 +1184,148 @@
                 <w:u w:val="none"/>
               </w:rPr>
               <w:t>16/06/2025</w:t>
+            </w:r>
+          </w:p>
+        </w:tc>
+      </w:tr>
+      <w:tr>
+        <w:tc>
+          <w:tcPr>
+            <w:tcW w:type="dxa" w:w="680"/>
+            <w:shd w:val="clear" w:color="auto" w:fill="FFFFFF"/>
+            <w:tcBorders>
+              <w:top w:val="single" w:sz="4" w:space="0" w:color="000000"/>
+              <w:left w:val="single" w:sz="4" w:space="0" w:color="000000"/>
+              <w:bottom w:val="single" w:sz="4" w:space="0" w:color="000000"/>
+              <w:right w:val="single" w:sz="4" w:space="0" w:color="000000"/>
+            </w:tcBorders>
+            <w:vAlign w:val="center"/>
+          </w:tcPr>
+          <w:p>
+            <w:pPr>
+              <w:spacing w:before="40" w:after="40"/>
+              <w:jc w:val="left"/>
+            </w:pPr>
+            <w:r>
+              <w:rPr>
+                <w:rFonts w:ascii="Adani" w:hAnsi="Adani"/>
+                <w:b w:val="0"/>
+                <w:sz w:val="18"/>
+                <w:u w:val="none"/>
+              </w:rPr>
+              <w:t>7</w:t>
+            </w:r>
+          </w:p>
+        </w:tc>
+        <w:tc>
+          <w:tcPr>
+            <w:tcW w:type="dxa" w:w="3969"/>
+            <w:shd w:val="clear" w:color="auto" w:fill="FFFFFF"/>
+            <w:tcBorders>
+              <w:top w:val="single" w:sz="4" w:space="0" w:color="000000"/>
+              <w:left w:val="single" w:sz="4" w:space="0" w:color="000000"/>
+              <w:bottom w:val="single" w:sz="4" w:space="0" w:color="000000"/>
+              <w:right w:val="single" w:sz="4" w:space="0" w:color="000000"/>
+            </w:tcBorders>
+            <w:vAlign w:val="center"/>
+          </w:tcPr>
+          <w:p>
+            <w:pPr>
+              <w:spacing w:before="40" w:after="40"/>
+              <w:jc w:val="left"/>
+            </w:pPr>
+            <w:r>
+              <w:rPr>
+                <w:rFonts w:ascii="Adani" w:hAnsi="Adani"/>
+                <w:b w:val="0"/>
+                <w:sz w:val="18"/>
+                <w:u w:val="none"/>
+              </w:rPr>
+              <w:t>BLUE STAR REALTORS LIMITED</w:t>
+            </w:r>
+          </w:p>
+        </w:tc>
+        <w:tc>
+          <w:tcPr>
+            <w:tcW w:type="dxa" w:w="1814"/>
+            <w:shd w:val="clear" w:color="auto" w:fill="FFFFFF"/>
+            <w:tcBorders>
+              <w:top w:val="single" w:sz="4" w:space="0" w:color="000000"/>
+              <w:left w:val="single" w:sz="4" w:space="0" w:color="000000"/>
+              <w:bottom w:val="single" w:sz="4" w:space="0" w:color="000000"/>
+              <w:right w:val="single" w:sz="4" w:space="0" w:color="000000"/>
+            </w:tcBorders>
+            <w:vAlign w:val="center"/>
+          </w:tcPr>
+          <w:p>
+            <w:pPr>
+              <w:spacing w:before="40" w:after="40"/>
+              <w:jc w:val="left"/>
+            </w:pPr>
+            <w:r>
+              <w:rPr>
+                <w:rFonts w:ascii="Adani" w:hAnsi="Adani"/>
+                <w:b w:val="0"/>
+                <w:sz w:val="18"/>
+                <w:u w:val="none"/>
+              </w:rPr>
+              <w:t>Additional Director</w:t>
+            </w:r>
+          </w:p>
+        </w:tc>
+        <w:tc>
+          <w:tcPr>
+            <w:tcW w:type="dxa" w:w="1020"/>
+            <w:shd w:val="clear" w:color="auto" w:fill="FFFFFF"/>
+            <w:tcBorders>
+              <w:top w:val="single" w:sz="4" w:space="0" w:color="000000"/>
+              <w:left w:val="single" w:sz="4" w:space="0" w:color="000000"/>
+              <w:bottom w:val="single" w:sz="4" w:space="0" w:color="000000"/>
+              <w:right w:val="single" w:sz="4" w:space="0" w:color="000000"/>
+            </w:tcBorders>
+            <w:vAlign w:val="center"/>
+          </w:tcPr>
+          <w:p>
+            <w:pPr>
+              <w:spacing w:before="40" w:after="40"/>
+              <w:jc w:val="left"/>
+            </w:pPr>
+            <w:r>
+              <w:rPr>
+                <w:rFonts w:ascii="Adani" w:hAnsi="Adani"/>
+                <w:b w:val="0"/>
+                <w:sz w:val="18"/>
+                <w:u w:val="none"/>
+              </w:rPr>
+              <w:t>NIL</w:t>
+            </w:r>
+          </w:p>
+        </w:tc>
+        <w:tc>
+          <w:tcPr>
+            <w:tcW w:type="dxa" w:w="1247"/>
+            <w:shd w:val="clear" w:color="auto" w:fill="FFFFFF"/>
+            <w:tcBorders>
+              <w:top w:val="single" w:sz="4" w:space="0" w:color="000000"/>
+              <w:left w:val="single" w:sz="4" w:space="0" w:color="000000"/>
+              <w:bottom w:val="single" w:sz="4" w:space="0" w:color="000000"/>
+              <w:right w:val="single" w:sz="4" w:space="0" w:color="000000"/>
+            </w:tcBorders>
+            <w:vAlign w:val="center"/>
+          </w:tcPr>
+          <w:p>
+            <w:pPr>
+              <w:spacing w:before="40" w:after="40"/>
+              <w:jc w:val="left"/>
+            </w:pPr>
+            <w:r>
+              <w:rPr>
+                <w:rFonts w:ascii="Adani" w:hAnsi="Adani"/>
+                <w:b w:val="0"/>
+                <w:sz w:val="18"/>
+                <w:u w:val="none"/>
+              </w:rPr>
+              <w:t>15/11/2024</w:t>
             </w:r>
           </w:p>
         </w:tc>
@@ -1525,7 +1525,7 @@
                 <w:sz w:val="18"/>
                 <w:u w:val="none"/>
               </w:rPr>
-              <w:t>BLUE STAR REALTORS LIMITED</w:t>
+              <w:t>MADURAI INFRASTRUCTURE LIMITED</w:t>
             </w:r>
           </w:p>
         </w:tc>
@@ -1640,148 +1640,6 @@
                 <w:u w:val="none"/>
               </w:rPr>
               <w:t>10</w:t>
-            </w:r>
-          </w:p>
-        </w:tc>
-        <w:tc>
-          <w:tcPr>
-            <w:tcW w:type="dxa" w:w="3969"/>
-            <w:shd w:val="clear" w:color="auto" w:fill="FFFFFF"/>
-            <w:tcBorders>
-              <w:top w:val="single" w:sz="4" w:space="0" w:color="000000"/>
-              <w:left w:val="single" w:sz="4" w:space="0" w:color="000000"/>
-              <w:bottom w:val="single" w:sz="4" w:space="0" w:color="000000"/>
-              <w:right w:val="single" w:sz="4" w:space="0" w:color="000000"/>
-            </w:tcBorders>
-            <w:vAlign w:val="center"/>
-          </w:tcPr>
-          <w:p>
-            <w:pPr>
-              <w:spacing w:before="40" w:after="40"/>
-              <w:jc w:val="left"/>
-            </w:pPr>
-            <w:r>
-              <w:rPr>
-                <w:rFonts w:ascii="Adani" w:hAnsi="Adani"/>
-                <w:b w:val="0"/>
-                <w:sz w:val="18"/>
-                <w:u w:val="none"/>
-              </w:rPr>
-              <w:t>MADURAI INFRASTRUCTURE LIMITED</w:t>
-            </w:r>
-          </w:p>
-        </w:tc>
-        <w:tc>
-          <w:tcPr>
-            <w:tcW w:type="dxa" w:w="1814"/>
-            <w:shd w:val="clear" w:color="auto" w:fill="FFFFFF"/>
-            <w:tcBorders>
-              <w:top w:val="single" w:sz="4" w:space="0" w:color="000000"/>
-              <w:left w:val="single" w:sz="4" w:space="0" w:color="000000"/>
-              <w:bottom w:val="single" w:sz="4" w:space="0" w:color="000000"/>
-              <w:right w:val="single" w:sz="4" w:space="0" w:color="000000"/>
-            </w:tcBorders>
-            <w:vAlign w:val="center"/>
-          </w:tcPr>
-          <w:p>
-            <w:pPr>
-              <w:spacing w:before="40" w:after="40"/>
-              <w:jc w:val="left"/>
-            </w:pPr>
-            <w:r>
-              <w:rPr>
-                <w:rFonts w:ascii="Adani" w:hAnsi="Adani"/>
-                <w:b w:val="0"/>
-                <w:sz w:val="18"/>
-                <w:u w:val="none"/>
-              </w:rPr>
-              <w:t>Additional Director</w:t>
-            </w:r>
-          </w:p>
-        </w:tc>
-        <w:tc>
-          <w:tcPr>
-            <w:tcW w:type="dxa" w:w="1020"/>
-            <w:shd w:val="clear" w:color="auto" w:fill="FFFFFF"/>
-            <w:tcBorders>
-              <w:top w:val="single" w:sz="4" w:space="0" w:color="000000"/>
-              <w:left w:val="single" w:sz="4" w:space="0" w:color="000000"/>
-              <w:bottom w:val="single" w:sz="4" w:space="0" w:color="000000"/>
-              <w:right w:val="single" w:sz="4" w:space="0" w:color="000000"/>
-            </w:tcBorders>
-            <w:vAlign w:val="center"/>
-          </w:tcPr>
-          <w:p>
-            <w:pPr>
-              <w:spacing w:before="40" w:after="40"/>
-              <w:jc w:val="left"/>
-            </w:pPr>
-            <w:r>
-              <w:rPr>
-                <w:rFonts w:ascii="Adani" w:hAnsi="Adani"/>
-                <w:b w:val="0"/>
-                <w:sz w:val="18"/>
-                <w:u w:val="none"/>
-              </w:rPr>
-              <w:t>NIL</w:t>
-            </w:r>
-          </w:p>
-        </w:tc>
-        <w:tc>
-          <w:tcPr>
-            <w:tcW w:type="dxa" w:w="1247"/>
-            <w:shd w:val="clear" w:color="auto" w:fill="FFFFFF"/>
-            <w:tcBorders>
-              <w:top w:val="single" w:sz="4" w:space="0" w:color="000000"/>
-              <w:left w:val="single" w:sz="4" w:space="0" w:color="000000"/>
-              <w:bottom w:val="single" w:sz="4" w:space="0" w:color="000000"/>
-              <w:right w:val="single" w:sz="4" w:space="0" w:color="000000"/>
-            </w:tcBorders>
-            <w:vAlign w:val="center"/>
-          </w:tcPr>
-          <w:p>
-            <w:pPr>
-              <w:spacing w:before="40" w:after="40"/>
-              <w:jc w:val="left"/>
-            </w:pPr>
-            <w:r>
-              <w:rPr>
-                <w:rFonts w:ascii="Adani" w:hAnsi="Adani"/>
-                <w:b w:val="0"/>
-                <w:sz w:val="18"/>
-                <w:u w:val="none"/>
-              </w:rPr>
-              <w:t>15/11/2024</w:t>
-            </w:r>
-          </w:p>
-        </w:tc>
-      </w:tr>
-      <w:tr>
-        <w:tc>
-          <w:tcPr>
-            <w:tcW w:type="dxa" w:w="680"/>
-            <w:shd w:val="clear" w:color="auto" w:fill="FFFFFF"/>
-            <w:tcBorders>
-              <w:top w:val="single" w:sz="4" w:space="0" w:color="000000"/>
-              <w:left w:val="single" w:sz="4" w:space="0" w:color="000000"/>
-              <w:bottom w:val="single" w:sz="4" w:space="0" w:color="000000"/>
-              <w:right w:val="single" w:sz="4" w:space="0" w:color="000000"/>
-            </w:tcBorders>
-            <w:vAlign w:val="center"/>
-          </w:tcPr>
-          <w:p>
-            <w:pPr>
-              <w:spacing w:before="40" w:after="40"/>
-              <w:jc w:val="left"/>
-            </w:pPr>
-            <w:r>
-              <w:rPr>
-                <w:rFonts w:ascii="Adani" w:hAnsi="Adani"/>
-                <w:b w:val="0"/>
-                <w:sz w:val="18"/>
-                <w:u w:val="none"/>
-              </w:rPr>
-              <w:t>11</w:t>
             </w:r>
           </w:p>
         </w:tc>
@@ -2130,7 +1988,7 @@
                 <w:sz w:val="18"/>
                 <w:u w:val="none"/>
               </w:rPr>
-              <w:t>Date:   15th May, 2026</w:t>
+              <w:t>Date:   27th May, 2026</w:t>
             </w:r>
           </w:p>
         </w:tc>
@@ -3167,7 +3025,7 @@
                 <w:sz w:val="18"/>
                 <w:u w:val="none"/>
               </w:rPr>
-              <w:t>Date:   15th May, 2026</w:t>
+              <w:t>Date:   27th May, 2026</w:t>
             </w:r>
           </w:p>
         </w:tc>
@@ -3328,7 +3186,7 @@
           <w:sz w:val="20"/>
           <w:u w:val="none"/>
         </w:rPr>
-        <w:t>15th May, 2026</w:t>
+        <w:t>27th May, 2026</w:t>
       </w:r>
     </w:p>
     <w:p>
@@ -3433,21 +3291,6 @@
           <w:sz w:val="20"/>
           <w:u w:val="none"/>
         </w:rPr>
-        <w:t>ADANI AGRI LOGISTICS (DHAMORA) LIMITED</w:t>
-      </w:r>
-    </w:p>
-    <w:p>
-      <w:pPr>
-        <w:spacing w:before="0" w:after="20"/>
-        <w:jc w:val="left"/>
-      </w:pPr>
-      <w:r>
-        <w:rPr>
-          <w:rFonts w:ascii="Adani" w:hAnsi="Adani"/>
-          <w:b/>
-          <w:sz w:val="20"/>
-          <w:u w:val="none"/>
-        </w:rPr>
         <w:t>ADANI AGRI LOGISTICS (KOTKAPURA) LIMITED</w:t>
       </w:r>
     </w:p>
@@ -3478,7 +3321,7 @@
           <w:sz w:val="20"/>
           <w:u w:val="none"/>
         </w:rPr>
-        <w:t>ADANI LOGISTICS SERVICES LIMITED</w:t>
+        <w:t>BLUE STAR REALTORS LIMITED</w:t>
       </w:r>
     </w:p>
     <w:p>
@@ -3493,7 +3336,7 @@
           <w:sz w:val="20"/>
           <w:u w:val="none"/>
         </w:rPr>
-        <w:t>BLUE STAR REALTORS LIMITED</w:t>
+        <w:t>ADANI LOGISTICS SERVICES LIMITED</w:t>
       </w:r>
     </w:p>
     <w:p>
@@ -3644,21 +3487,6 @@
           <w:sz w:val="20"/>
           <w:u w:val="none"/>
         </w:rPr>
-        <w:t>ADANI AGRI LOGISTICS (DHAMORA) LIMITED</w:t>
-      </w:r>
-    </w:p>
-    <w:p>
-      <w:pPr>
-        <w:spacing w:before="0" w:after="20"/>
-        <w:jc w:val="left"/>
-      </w:pPr>
-      <w:r>
-        <w:rPr>
-          <w:rFonts w:ascii="Adani" w:hAnsi="Adani"/>
-          <w:b w:val="0"/>
-          <w:sz w:val="20"/>
-          <w:u w:val="none"/>
-        </w:rPr>
         <w:t>ADANI AGRI LOGISTICS (KOTKAPURA) LIMITED</w:t>
       </w:r>
     </w:p>
@@ -3689,7 +3517,7 @@
           <w:sz w:val="20"/>
           <w:u w:val="none"/>
         </w:rPr>
-        <w:t>ADANI LOGISTICS SERVICES LIMITED</w:t>
+        <w:t>BLUE STAR REALTORS LIMITED</w:t>
       </w:r>
     </w:p>
     <w:p>
@@ -3704,7 +3532,7 @@
           <w:sz w:val="20"/>
           <w:u w:val="none"/>
         </w:rPr>
-        <w:t>BLUE STAR REALTORS LIMITED</w:t>
+        <w:t>ADANI LOGISTICS SERVICES LIMITED</w:t>
       </w:r>
     </w:p>
     <w:p>
@@ -4560,7 +4388,7 @@
                 <w:sz w:val="18"/>
                 <w:u w:val="none"/>
               </w:rPr>
-              <w:t>11</w:t>
+              <w:t>10</w:t>
             </w:r>
           </w:p>
         </w:tc>
@@ -5189,120 +5017,6 @@
                 <w:sz w:val="18"/>
                 <w:u w:val="none"/>
               </w:rPr>
-              <w:t>U74999GJ2018PLC103574</w:t>
-            </w:r>
-          </w:p>
-        </w:tc>
-        <w:tc>
-          <w:tcPr>
-            <w:tcW w:type="dxa" w:w="4252"/>
-            <w:shd w:val="clear" w:color="auto" w:fill="FFFFFF"/>
-            <w:tcBorders>
-              <w:top w:val="single" w:sz="4" w:space="0" w:color="000000"/>
-              <w:left w:val="single" w:sz="4" w:space="0" w:color="000000"/>
-              <w:bottom w:val="single" w:sz="4" w:space="0" w:color="000000"/>
-              <w:right w:val="single" w:sz="4" w:space="0" w:color="000000"/>
-            </w:tcBorders>
-            <w:vAlign w:val="center"/>
-          </w:tcPr>
-          <w:p>
-            <w:pPr>
-              <w:spacing w:before="40" w:after="40"/>
-              <w:jc w:val="left"/>
-            </w:pPr>
-            <w:r>
-              <w:rPr>
-                <w:rFonts w:ascii="Adani" w:hAnsi="Adani"/>
-                <w:b w:val="0"/>
-                <w:sz w:val="18"/>
-                <w:u w:val="none"/>
-              </w:rPr>
-              <w:t>ADANI AGRI LOGISTICS (DHAMORA) LIMITED</w:t>
-            </w:r>
-          </w:p>
-        </w:tc>
-        <w:tc>
-          <w:tcPr>
-            <w:tcW w:type="dxa" w:w="1587"/>
-            <w:shd w:val="clear" w:color="auto" w:fill="FFFFFF"/>
-            <w:tcBorders>
-              <w:top w:val="single" w:sz="4" w:space="0" w:color="000000"/>
-              <w:left w:val="single" w:sz="4" w:space="0" w:color="000000"/>
-              <w:bottom w:val="single" w:sz="4" w:space="0" w:color="000000"/>
-              <w:right w:val="single" w:sz="4" w:space="0" w:color="000000"/>
-            </w:tcBorders>
-            <w:vAlign w:val="center"/>
-          </w:tcPr>
-          <w:p>
-            <w:pPr>
-              <w:spacing w:before="40" w:after="40"/>
-              <w:jc w:val="left"/>
-            </w:pPr>
-            <w:r>
-              <w:rPr>
-                <w:rFonts w:ascii="Adani" w:hAnsi="Adani"/>
-                <w:b w:val="0"/>
-                <w:sz w:val="18"/>
-                <w:u w:val="none"/>
-              </w:rPr>
-              <w:t>Director</w:t>
-            </w:r>
-          </w:p>
-        </w:tc>
-        <w:tc>
-          <w:tcPr>
-            <w:tcW w:type="dxa" w:w="1304"/>
-            <w:shd w:val="clear" w:color="auto" w:fill="FFFFFF"/>
-            <w:tcBorders>
-              <w:top w:val="single" w:sz="4" w:space="0" w:color="000000"/>
-              <w:left w:val="single" w:sz="4" w:space="0" w:color="000000"/>
-              <w:bottom w:val="single" w:sz="4" w:space="0" w:color="000000"/>
-              <w:right w:val="single" w:sz="4" w:space="0" w:color="000000"/>
-            </w:tcBorders>
-            <w:vAlign w:val="center"/>
-          </w:tcPr>
-          <w:p>
-            <w:pPr>
-              <w:spacing w:before="40" w:after="40"/>
-              <w:jc w:val="left"/>
-            </w:pPr>
-            <w:r>
-              <w:rPr>
-                <w:rFonts w:ascii="Adani" w:hAnsi="Adani"/>
-                <w:b w:val="0"/>
-                <w:sz w:val="18"/>
-                <w:u w:val="none"/>
-              </w:rPr>
-              <w:t>17/06/2025</w:t>
-            </w:r>
-          </w:p>
-        </w:tc>
-      </w:tr>
-      <w:tr>
-        <w:tc>
-          <w:tcPr>
-            <w:tcW w:type="dxa" w:w="2268"/>
-            <w:shd w:val="clear" w:color="auto" w:fill="FFFFFF"/>
-            <w:tcBorders>
-              <w:top w:val="single" w:sz="4" w:space="0" w:color="000000"/>
-              <w:left w:val="single" w:sz="4" w:space="0" w:color="000000"/>
-              <w:bottom w:val="single" w:sz="4" w:space="0" w:color="000000"/>
-              <w:right w:val="single" w:sz="4" w:space="0" w:color="000000"/>
-            </w:tcBorders>
-            <w:vAlign w:val="center"/>
-          </w:tcPr>
-          <w:p>
-            <w:pPr>
-              <w:spacing w:before="40" w:after="40"/>
-              <w:jc w:val="left"/>
-            </w:pPr>
-            <w:r>
-              <w:rPr>
-                <w:rFonts w:ascii="Adani" w:hAnsi="Adani"/>
-                <w:b w:val="0"/>
-                <w:sz w:val="18"/>
-                <w:u w:val="none"/>
-              </w:rPr>
               <w:t>U63090GJ2016PLC086571</w:t>
             </w:r>
           </w:p>
@@ -5531,7 +5245,7 @@
                 <w:sz w:val="18"/>
                 <w:u w:val="none"/>
               </w:rPr>
-              <w:t>U60210GJ2006PLC118174</w:t>
+              <w:t>U45200MH1990PLC055968</w:t>
             </w:r>
           </w:p>
         </w:tc>
@@ -5559,7 +5273,7 @@
                 <w:sz w:val="18"/>
                 <w:u w:val="none"/>
               </w:rPr>
-              <w:t>ADANI LOGISTICS SERVICES LIMITED</w:t>
+              <w:t>BLUE STAR REALTORS LIMITED</w:t>
             </w:r>
           </w:p>
         </w:tc>
@@ -5645,7 +5359,7 @@
                 <w:sz w:val="18"/>
                 <w:u w:val="none"/>
               </w:rPr>
-              <w:t>U45200MH1990PLC055968</w:t>
+              <w:t>U60210GJ2006PLC118174</w:t>
             </w:r>
           </w:p>
         </w:tc>
@@ -5673,7 +5387,7 @@
                 <w:sz w:val="18"/>
                 <w:u w:val="none"/>
               </w:rPr>
-              <w:t>BLUE STAR REALTORS LIMITED</w:t>
+              <w:t>ADANI LOGISTICS SERVICES LIMITED</w:t>
             </w:r>
           </w:p>
         </w:tc>

--- a/Backend/Director_Disclosure/Output_Disclosures/2024-25/BLUE_STAR_REALTORS_LIMITED/MBP-1/MBP1_PANKAJ_KUMAR_BHARDWAJ_09568028.docx
+++ b/Backend/Director_Disclosure/Output_Disclosures/2024-25/BLUE_STAR_REALTORS_LIMITED/MBP-1/MBP1_PANKAJ_KUMAR_BHARDWAJ_09568028.docx
@@ -531,7 +531,7 @@
                 <w:sz w:val="18"/>
                 <w:u w:val="none"/>
               </w:rPr>
-              <w:t>ADANI AGRI LOGISTICS (DAHOD) LIMITED</w:t>
+              <w:t>BLUE STAR REALTORS LIMITED</w:t>
             </w:r>
           </w:p>
         </w:tc>
@@ -673,6 +673,290 @@
                 <w:sz w:val="18"/>
                 <w:u w:val="none"/>
               </w:rPr>
+              <w:t>ADANI AGRI LOGISTICS (DAHOD) LIMITED</w:t>
+            </w:r>
+          </w:p>
+        </w:tc>
+        <w:tc>
+          <w:tcPr>
+            <w:tcW w:type="dxa" w:w="1814"/>
+            <w:shd w:val="clear" w:color="auto" w:fill="FFFFFF"/>
+            <w:tcBorders>
+              <w:top w:val="single" w:sz="4" w:space="0" w:color="000000"/>
+              <w:left w:val="single" w:sz="4" w:space="0" w:color="000000"/>
+              <w:bottom w:val="single" w:sz="4" w:space="0" w:color="000000"/>
+              <w:right w:val="single" w:sz="4" w:space="0" w:color="000000"/>
+            </w:tcBorders>
+            <w:vAlign w:val="center"/>
+          </w:tcPr>
+          <w:p>
+            <w:pPr>
+              <w:spacing w:before="40" w:after="40"/>
+              <w:jc w:val="left"/>
+            </w:pPr>
+            <w:r>
+              <w:rPr>
+                <w:rFonts w:ascii="Adani" w:hAnsi="Adani"/>
+                <w:b w:val="0"/>
+                <w:sz w:val="18"/>
+                <w:u w:val="none"/>
+              </w:rPr>
+              <w:t>Director</w:t>
+            </w:r>
+          </w:p>
+        </w:tc>
+        <w:tc>
+          <w:tcPr>
+            <w:tcW w:type="dxa" w:w="1020"/>
+            <w:shd w:val="clear" w:color="auto" w:fill="FFFFFF"/>
+            <w:tcBorders>
+              <w:top w:val="single" w:sz="4" w:space="0" w:color="000000"/>
+              <w:left w:val="single" w:sz="4" w:space="0" w:color="000000"/>
+              <w:bottom w:val="single" w:sz="4" w:space="0" w:color="000000"/>
+              <w:right w:val="single" w:sz="4" w:space="0" w:color="000000"/>
+            </w:tcBorders>
+            <w:vAlign w:val="center"/>
+          </w:tcPr>
+          <w:p>
+            <w:pPr>
+              <w:spacing w:before="40" w:after="40"/>
+              <w:jc w:val="left"/>
+            </w:pPr>
+            <w:r>
+              <w:rPr>
+                <w:rFonts w:ascii="Adani" w:hAnsi="Adani"/>
+                <w:b w:val="0"/>
+                <w:sz w:val="18"/>
+                <w:u w:val="none"/>
+              </w:rPr>
+              <w:t>NIL</w:t>
+            </w:r>
+          </w:p>
+        </w:tc>
+        <w:tc>
+          <w:tcPr>
+            <w:tcW w:type="dxa" w:w="1247"/>
+            <w:shd w:val="clear" w:color="auto" w:fill="FFFFFF"/>
+            <w:tcBorders>
+              <w:top w:val="single" w:sz="4" w:space="0" w:color="000000"/>
+              <w:left w:val="single" w:sz="4" w:space="0" w:color="000000"/>
+              <w:bottom w:val="single" w:sz="4" w:space="0" w:color="000000"/>
+              <w:right w:val="single" w:sz="4" w:space="0" w:color="000000"/>
+            </w:tcBorders>
+            <w:vAlign w:val="center"/>
+          </w:tcPr>
+          <w:p>
+            <w:pPr>
+              <w:spacing w:before="40" w:after="40"/>
+              <w:jc w:val="left"/>
+            </w:pPr>
+            <w:r>
+              <w:rPr>
+                <w:rFonts w:ascii="Adani" w:hAnsi="Adani"/>
+                <w:b w:val="0"/>
+                <w:sz w:val="18"/>
+                <w:u w:val="none"/>
+              </w:rPr>
+              <w:t>21/06/2025</w:t>
+            </w:r>
+          </w:p>
+        </w:tc>
+      </w:tr>
+      <w:tr>
+        <w:tc>
+          <w:tcPr>
+            <w:tcW w:type="dxa" w:w="680"/>
+            <w:shd w:val="clear" w:color="auto" w:fill="FFFFFF"/>
+            <w:tcBorders>
+              <w:top w:val="single" w:sz="4" w:space="0" w:color="000000"/>
+              <w:left w:val="single" w:sz="4" w:space="0" w:color="000000"/>
+              <w:bottom w:val="single" w:sz="4" w:space="0" w:color="000000"/>
+              <w:right w:val="single" w:sz="4" w:space="0" w:color="000000"/>
+            </w:tcBorders>
+            <w:vAlign w:val="center"/>
+          </w:tcPr>
+          <w:p>
+            <w:pPr>
+              <w:spacing w:before="40" w:after="40"/>
+              <w:jc w:val="left"/>
+            </w:pPr>
+            <w:r>
+              <w:rPr>
+                <w:rFonts w:ascii="Adani" w:hAnsi="Adani"/>
+                <w:b w:val="0"/>
+                <w:sz w:val="18"/>
+                <w:u w:val="none"/>
+              </w:rPr>
+              <w:t>4</w:t>
+            </w:r>
+          </w:p>
+        </w:tc>
+        <w:tc>
+          <w:tcPr>
+            <w:tcW w:type="dxa" w:w="3969"/>
+            <w:shd w:val="clear" w:color="auto" w:fill="FFFFFF"/>
+            <w:tcBorders>
+              <w:top w:val="single" w:sz="4" w:space="0" w:color="000000"/>
+              <w:left w:val="single" w:sz="4" w:space="0" w:color="000000"/>
+              <w:bottom w:val="single" w:sz="4" w:space="0" w:color="000000"/>
+              <w:right w:val="single" w:sz="4" w:space="0" w:color="000000"/>
+            </w:tcBorders>
+            <w:vAlign w:val="center"/>
+          </w:tcPr>
+          <w:p>
+            <w:pPr>
+              <w:spacing w:before="40" w:after="40"/>
+              <w:jc w:val="left"/>
+            </w:pPr>
+            <w:r>
+              <w:rPr>
+                <w:rFonts w:ascii="Adani" w:hAnsi="Adani"/>
+                <w:b w:val="0"/>
+                <w:sz w:val="18"/>
+                <w:u w:val="none"/>
+              </w:rPr>
+              <w:t>ADANI LOGISTICS SERVICES LIMITED</w:t>
+            </w:r>
+          </w:p>
+        </w:tc>
+        <w:tc>
+          <w:tcPr>
+            <w:tcW w:type="dxa" w:w="1814"/>
+            <w:shd w:val="clear" w:color="auto" w:fill="FFFFFF"/>
+            <w:tcBorders>
+              <w:top w:val="single" w:sz="4" w:space="0" w:color="000000"/>
+              <w:left w:val="single" w:sz="4" w:space="0" w:color="000000"/>
+              <w:bottom w:val="single" w:sz="4" w:space="0" w:color="000000"/>
+              <w:right w:val="single" w:sz="4" w:space="0" w:color="000000"/>
+            </w:tcBorders>
+            <w:vAlign w:val="center"/>
+          </w:tcPr>
+          <w:p>
+            <w:pPr>
+              <w:spacing w:before="40" w:after="40"/>
+              <w:jc w:val="left"/>
+            </w:pPr>
+            <w:r>
+              <w:rPr>
+                <w:rFonts w:ascii="Adani" w:hAnsi="Adani"/>
+                <w:b w:val="0"/>
+                <w:sz w:val="18"/>
+                <w:u w:val="none"/>
+              </w:rPr>
+              <w:t>Director</w:t>
+            </w:r>
+          </w:p>
+        </w:tc>
+        <w:tc>
+          <w:tcPr>
+            <w:tcW w:type="dxa" w:w="1020"/>
+            <w:shd w:val="clear" w:color="auto" w:fill="FFFFFF"/>
+            <w:tcBorders>
+              <w:top w:val="single" w:sz="4" w:space="0" w:color="000000"/>
+              <w:left w:val="single" w:sz="4" w:space="0" w:color="000000"/>
+              <w:bottom w:val="single" w:sz="4" w:space="0" w:color="000000"/>
+              <w:right w:val="single" w:sz="4" w:space="0" w:color="000000"/>
+            </w:tcBorders>
+            <w:vAlign w:val="center"/>
+          </w:tcPr>
+          <w:p>
+            <w:pPr>
+              <w:spacing w:before="40" w:after="40"/>
+              <w:jc w:val="left"/>
+            </w:pPr>
+            <w:r>
+              <w:rPr>
+                <w:rFonts w:ascii="Adani" w:hAnsi="Adani"/>
+                <w:b w:val="0"/>
+                <w:sz w:val="18"/>
+                <w:u w:val="none"/>
+              </w:rPr>
+              <w:t>NIL</w:t>
+            </w:r>
+          </w:p>
+        </w:tc>
+        <w:tc>
+          <w:tcPr>
+            <w:tcW w:type="dxa" w:w="1247"/>
+            <w:shd w:val="clear" w:color="auto" w:fill="FFFFFF"/>
+            <w:tcBorders>
+              <w:top w:val="single" w:sz="4" w:space="0" w:color="000000"/>
+              <w:left w:val="single" w:sz="4" w:space="0" w:color="000000"/>
+              <w:bottom w:val="single" w:sz="4" w:space="0" w:color="000000"/>
+              <w:right w:val="single" w:sz="4" w:space="0" w:color="000000"/>
+            </w:tcBorders>
+            <w:vAlign w:val="center"/>
+          </w:tcPr>
+          <w:p>
+            <w:pPr>
+              <w:spacing w:before="40" w:after="40"/>
+              <w:jc w:val="left"/>
+            </w:pPr>
+            <w:r>
+              <w:rPr>
+                <w:rFonts w:ascii="Adani" w:hAnsi="Adani"/>
+                <w:b w:val="0"/>
+                <w:sz w:val="18"/>
+                <w:u w:val="none"/>
+              </w:rPr>
+              <w:t>20/06/2025</w:t>
+            </w:r>
+          </w:p>
+        </w:tc>
+      </w:tr>
+      <w:tr>
+        <w:tc>
+          <w:tcPr>
+            <w:tcW w:type="dxa" w:w="680"/>
+            <w:shd w:val="clear" w:color="auto" w:fill="FFFFFF"/>
+            <w:tcBorders>
+              <w:top w:val="single" w:sz="4" w:space="0" w:color="000000"/>
+              <w:left w:val="single" w:sz="4" w:space="0" w:color="000000"/>
+              <w:bottom w:val="single" w:sz="4" w:space="0" w:color="000000"/>
+              <w:right w:val="single" w:sz="4" w:space="0" w:color="000000"/>
+            </w:tcBorders>
+            <w:vAlign w:val="center"/>
+          </w:tcPr>
+          <w:p>
+            <w:pPr>
+              <w:spacing w:before="40" w:after="40"/>
+              <w:jc w:val="left"/>
+            </w:pPr>
+            <w:r>
+              <w:rPr>
+                <w:rFonts w:ascii="Adani" w:hAnsi="Adani"/>
+                <w:b w:val="0"/>
+                <w:sz w:val="18"/>
+                <w:u w:val="none"/>
+              </w:rPr>
+              <w:t>5</w:t>
+            </w:r>
+          </w:p>
+        </w:tc>
+        <w:tc>
+          <w:tcPr>
+            <w:tcW w:type="dxa" w:w="3969"/>
+            <w:shd w:val="clear" w:color="auto" w:fill="FFFFFF"/>
+            <w:tcBorders>
+              <w:top w:val="single" w:sz="4" w:space="0" w:color="000000"/>
+              <w:left w:val="single" w:sz="4" w:space="0" w:color="000000"/>
+              <w:bottom w:val="single" w:sz="4" w:space="0" w:color="000000"/>
+              <w:right w:val="single" w:sz="4" w:space="0" w:color="000000"/>
+            </w:tcBorders>
+            <w:vAlign w:val="center"/>
+          </w:tcPr>
+          <w:p>
+            <w:pPr>
+              <w:spacing w:before="40" w:after="40"/>
+              <w:jc w:val="left"/>
+            </w:pPr>
+            <w:r>
+              <w:rPr>
+                <w:rFonts w:ascii="Adani" w:hAnsi="Adani"/>
+                <w:b w:val="0"/>
+                <w:sz w:val="18"/>
+                <w:u w:val="none"/>
+              </w:rPr>
               <w:t>ADANI AGRI LOGISTICS (KATIHAR) LIMITED</w:t>
             </w:r>
           </w:p>
@@ -787,7 +1071,7 @@
                 <w:sz w:val="18"/>
                 <w:u w:val="none"/>
               </w:rPr>
-              <w:t>4</w:t>
+              <w:t>6</w:t>
             </w:r>
           </w:p>
         </w:tc>
@@ -929,7 +1213,7 @@
                 <w:sz w:val="18"/>
                 <w:u w:val="none"/>
               </w:rPr>
-              <w:t>5</w:t>
+              <w:t>7</w:t>
             </w:r>
           </w:p>
         </w:tc>
@@ -1071,7 +1355,7 @@
                 <w:sz w:val="18"/>
                 <w:u w:val="none"/>
               </w:rPr>
-              <w:t>6</w:t>
+              <w:t>8</w:t>
             </w:r>
           </w:p>
         </w:tc>
@@ -1213,290 +1497,6 @@
                 <w:sz w:val="18"/>
                 <w:u w:val="none"/>
               </w:rPr>
-              <w:t>7</w:t>
-            </w:r>
-          </w:p>
-        </w:tc>
-        <w:tc>
-          <w:tcPr>
-            <w:tcW w:type="dxa" w:w="3969"/>
-            <w:shd w:val="clear" w:color="auto" w:fill="FFFFFF"/>
-            <w:tcBorders>
-              <w:top w:val="single" w:sz="4" w:space="0" w:color="000000"/>
-              <w:left w:val="single" w:sz="4" w:space="0" w:color="000000"/>
-              <w:bottom w:val="single" w:sz="4" w:space="0" w:color="000000"/>
-              <w:right w:val="single" w:sz="4" w:space="0" w:color="000000"/>
-            </w:tcBorders>
-            <w:vAlign w:val="center"/>
-          </w:tcPr>
-          <w:p>
-            <w:pPr>
-              <w:spacing w:before="40" w:after="40"/>
-              <w:jc w:val="left"/>
-            </w:pPr>
-            <w:r>
-              <w:rPr>
-                <w:rFonts w:ascii="Adani" w:hAnsi="Adani"/>
-                <w:b w:val="0"/>
-                <w:sz w:val="18"/>
-                <w:u w:val="none"/>
-              </w:rPr>
-              <w:t>BLUE STAR REALTORS LIMITED</w:t>
-            </w:r>
-          </w:p>
-        </w:tc>
-        <w:tc>
-          <w:tcPr>
-            <w:tcW w:type="dxa" w:w="1814"/>
-            <w:shd w:val="clear" w:color="auto" w:fill="FFFFFF"/>
-            <w:tcBorders>
-              <w:top w:val="single" w:sz="4" w:space="0" w:color="000000"/>
-              <w:left w:val="single" w:sz="4" w:space="0" w:color="000000"/>
-              <w:bottom w:val="single" w:sz="4" w:space="0" w:color="000000"/>
-              <w:right w:val="single" w:sz="4" w:space="0" w:color="000000"/>
-            </w:tcBorders>
-            <w:vAlign w:val="center"/>
-          </w:tcPr>
-          <w:p>
-            <w:pPr>
-              <w:spacing w:before="40" w:after="40"/>
-              <w:jc w:val="left"/>
-            </w:pPr>
-            <w:r>
-              <w:rPr>
-                <w:rFonts w:ascii="Adani" w:hAnsi="Adani"/>
-                <w:b w:val="0"/>
-                <w:sz w:val="18"/>
-                <w:u w:val="none"/>
-              </w:rPr>
-              <w:t>Additional Director</w:t>
-            </w:r>
-          </w:p>
-        </w:tc>
-        <w:tc>
-          <w:tcPr>
-            <w:tcW w:type="dxa" w:w="1020"/>
-            <w:shd w:val="clear" w:color="auto" w:fill="FFFFFF"/>
-            <w:tcBorders>
-              <w:top w:val="single" w:sz="4" w:space="0" w:color="000000"/>
-              <w:left w:val="single" w:sz="4" w:space="0" w:color="000000"/>
-              <w:bottom w:val="single" w:sz="4" w:space="0" w:color="000000"/>
-              <w:right w:val="single" w:sz="4" w:space="0" w:color="000000"/>
-            </w:tcBorders>
-            <w:vAlign w:val="center"/>
-          </w:tcPr>
-          <w:p>
-            <w:pPr>
-              <w:spacing w:before="40" w:after="40"/>
-              <w:jc w:val="left"/>
-            </w:pPr>
-            <w:r>
-              <w:rPr>
-                <w:rFonts w:ascii="Adani" w:hAnsi="Adani"/>
-                <w:b w:val="0"/>
-                <w:sz w:val="18"/>
-                <w:u w:val="none"/>
-              </w:rPr>
-              <w:t>NIL</w:t>
-            </w:r>
-          </w:p>
-        </w:tc>
-        <w:tc>
-          <w:tcPr>
-            <w:tcW w:type="dxa" w:w="1247"/>
-            <w:shd w:val="clear" w:color="auto" w:fill="FFFFFF"/>
-            <w:tcBorders>
-              <w:top w:val="single" w:sz="4" w:space="0" w:color="000000"/>
-              <w:left w:val="single" w:sz="4" w:space="0" w:color="000000"/>
-              <w:bottom w:val="single" w:sz="4" w:space="0" w:color="000000"/>
-              <w:right w:val="single" w:sz="4" w:space="0" w:color="000000"/>
-            </w:tcBorders>
-            <w:vAlign w:val="center"/>
-          </w:tcPr>
-          <w:p>
-            <w:pPr>
-              <w:spacing w:before="40" w:after="40"/>
-              <w:jc w:val="left"/>
-            </w:pPr>
-            <w:r>
-              <w:rPr>
-                <w:rFonts w:ascii="Adani" w:hAnsi="Adani"/>
-                <w:b w:val="0"/>
-                <w:sz w:val="18"/>
-                <w:u w:val="none"/>
-              </w:rPr>
-              <w:t>15/11/2024</w:t>
-            </w:r>
-          </w:p>
-        </w:tc>
-      </w:tr>
-      <w:tr>
-        <w:tc>
-          <w:tcPr>
-            <w:tcW w:type="dxa" w:w="680"/>
-            <w:shd w:val="clear" w:color="auto" w:fill="FFFFFF"/>
-            <w:tcBorders>
-              <w:top w:val="single" w:sz="4" w:space="0" w:color="000000"/>
-              <w:left w:val="single" w:sz="4" w:space="0" w:color="000000"/>
-              <w:bottom w:val="single" w:sz="4" w:space="0" w:color="000000"/>
-              <w:right w:val="single" w:sz="4" w:space="0" w:color="000000"/>
-            </w:tcBorders>
-            <w:vAlign w:val="center"/>
-          </w:tcPr>
-          <w:p>
-            <w:pPr>
-              <w:spacing w:before="40" w:after="40"/>
-              <w:jc w:val="left"/>
-            </w:pPr>
-            <w:r>
-              <w:rPr>
-                <w:rFonts w:ascii="Adani" w:hAnsi="Adani"/>
-                <w:b w:val="0"/>
-                <w:sz w:val="18"/>
-                <w:u w:val="none"/>
-              </w:rPr>
-              <w:t>8</w:t>
-            </w:r>
-          </w:p>
-        </w:tc>
-        <w:tc>
-          <w:tcPr>
-            <w:tcW w:type="dxa" w:w="3969"/>
-            <w:shd w:val="clear" w:color="auto" w:fill="FFFFFF"/>
-            <w:tcBorders>
-              <w:top w:val="single" w:sz="4" w:space="0" w:color="000000"/>
-              <w:left w:val="single" w:sz="4" w:space="0" w:color="000000"/>
-              <w:bottom w:val="single" w:sz="4" w:space="0" w:color="000000"/>
-              <w:right w:val="single" w:sz="4" w:space="0" w:color="000000"/>
-            </w:tcBorders>
-            <w:vAlign w:val="center"/>
-          </w:tcPr>
-          <w:p>
-            <w:pPr>
-              <w:spacing w:before="40" w:after="40"/>
-              <w:jc w:val="left"/>
-            </w:pPr>
-            <w:r>
-              <w:rPr>
-                <w:rFonts w:ascii="Adani" w:hAnsi="Adani"/>
-                <w:b w:val="0"/>
-                <w:sz w:val="18"/>
-                <w:u w:val="none"/>
-              </w:rPr>
-              <w:t>ADANI LOGISTICS SERVICES LIMITED</w:t>
-            </w:r>
-          </w:p>
-        </w:tc>
-        <w:tc>
-          <w:tcPr>
-            <w:tcW w:type="dxa" w:w="1814"/>
-            <w:shd w:val="clear" w:color="auto" w:fill="FFFFFF"/>
-            <w:tcBorders>
-              <w:top w:val="single" w:sz="4" w:space="0" w:color="000000"/>
-              <w:left w:val="single" w:sz="4" w:space="0" w:color="000000"/>
-              <w:bottom w:val="single" w:sz="4" w:space="0" w:color="000000"/>
-              <w:right w:val="single" w:sz="4" w:space="0" w:color="000000"/>
-            </w:tcBorders>
-            <w:vAlign w:val="center"/>
-          </w:tcPr>
-          <w:p>
-            <w:pPr>
-              <w:spacing w:before="40" w:after="40"/>
-              <w:jc w:val="left"/>
-            </w:pPr>
-            <w:r>
-              <w:rPr>
-                <w:rFonts w:ascii="Adani" w:hAnsi="Adani"/>
-                <w:b w:val="0"/>
-                <w:sz w:val="18"/>
-                <w:u w:val="none"/>
-              </w:rPr>
-              <w:t>Additional Director</w:t>
-            </w:r>
-          </w:p>
-        </w:tc>
-        <w:tc>
-          <w:tcPr>
-            <w:tcW w:type="dxa" w:w="1020"/>
-            <w:shd w:val="clear" w:color="auto" w:fill="FFFFFF"/>
-            <w:tcBorders>
-              <w:top w:val="single" w:sz="4" w:space="0" w:color="000000"/>
-              <w:left w:val="single" w:sz="4" w:space="0" w:color="000000"/>
-              <w:bottom w:val="single" w:sz="4" w:space="0" w:color="000000"/>
-              <w:right w:val="single" w:sz="4" w:space="0" w:color="000000"/>
-            </w:tcBorders>
-            <w:vAlign w:val="center"/>
-          </w:tcPr>
-          <w:p>
-            <w:pPr>
-              <w:spacing w:before="40" w:after="40"/>
-              <w:jc w:val="left"/>
-            </w:pPr>
-            <w:r>
-              <w:rPr>
-                <w:rFonts w:ascii="Adani" w:hAnsi="Adani"/>
-                <w:b w:val="0"/>
-                <w:sz w:val="18"/>
-                <w:u w:val="none"/>
-              </w:rPr>
-              <w:t>NIL</w:t>
-            </w:r>
-          </w:p>
-        </w:tc>
-        <w:tc>
-          <w:tcPr>
-            <w:tcW w:type="dxa" w:w="1247"/>
-            <w:shd w:val="clear" w:color="auto" w:fill="FFFFFF"/>
-            <w:tcBorders>
-              <w:top w:val="single" w:sz="4" w:space="0" w:color="000000"/>
-              <w:left w:val="single" w:sz="4" w:space="0" w:color="000000"/>
-              <w:bottom w:val="single" w:sz="4" w:space="0" w:color="000000"/>
-              <w:right w:val="single" w:sz="4" w:space="0" w:color="000000"/>
-            </w:tcBorders>
-            <w:vAlign w:val="center"/>
-          </w:tcPr>
-          <w:p>
-            <w:pPr>
-              <w:spacing w:before="40" w:after="40"/>
-              <w:jc w:val="left"/>
-            </w:pPr>
-            <w:r>
-              <w:rPr>
-                <w:rFonts w:ascii="Adani" w:hAnsi="Adani"/>
-                <w:b w:val="0"/>
-                <w:sz w:val="18"/>
-                <w:u w:val="none"/>
-              </w:rPr>
-              <w:t>15/11/2024</w:t>
-            </w:r>
-          </w:p>
-        </w:tc>
-      </w:tr>
-      <w:tr>
-        <w:tc>
-          <w:tcPr>
-            <w:tcW w:type="dxa" w:w="680"/>
-            <w:shd w:val="clear" w:color="auto" w:fill="FFFFFF"/>
-            <w:tcBorders>
-              <w:top w:val="single" w:sz="4" w:space="0" w:color="000000"/>
-              <w:left w:val="single" w:sz="4" w:space="0" w:color="000000"/>
-              <w:bottom w:val="single" w:sz="4" w:space="0" w:color="000000"/>
-              <w:right w:val="single" w:sz="4" w:space="0" w:color="000000"/>
-            </w:tcBorders>
-            <w:vAlign w:val="center"/>
-          </w:tcPr>
-          <w:p>
-            <w:pPr>
-              <w:spacing w:before="40" w:after="40"/>
-              <w:jc w:val="left"/>
-            </w:pPr>
-            <w:r>
-              <w:rPr>
-                <w:rFonts w:ascii="Adani" w:hAnsi="Adani"/>
-                <w:b w:val="0"/>
-                <w:sz w:val="18"/>
-                <w:u w:val="none"/>
-              </w:rPr>
               <w:t>9</w:t>
             </w:r>
           </w:p>
@@ -1553,7 +1553,7 @@
                 <w:sz w:val="18"/>
                 <w:u w:val="none"/>
               </w:rPr>
-              <w:t>Additional Director</w:t>
+              <w:t>Director</w:t>
             </w:r>
           </w:p>
         </w:tc>
@@ -1609,7 +1609,7 @@
                 <w:sz w:val="18"/>
                 <w:u w:val="none"/>
               </w:rPr>
-              <w:t>15/11/2024</w:t>
+              <w:t>16/06/2025</w:t>
             </w:r>
           </w:p>
         </w:tc>
@@ -1695,7 +1695,7 @@
                 <w:sz w:val="18"/>
                 <w:u w:val="none"/>
               </w:rPr>
-              <w:t>Additional Director</w:t>
+              <w:t>Whole-time director</w:t>
             </w:r>
           </w:p>
         </w:tc>
@@ -1751,7 +1751,7 @@
                 <w:sz w:val="18"/>
                 <w:u w:val="none"/>
               </w:rPr>
-              <w:t>30/10/2023</w:t>
+              <w:t>20/06/2024</w:t>
             </w:r>
           </w:p>
         </w:tc>
@@ -1988,7 +1988,7 @@
                 <w:sz w:val="18"/>
                 <w:u w:val="none"/>
               </w:rPr>
-              <w:t>Date:   27th May, 2026</w:t>
+              <w:t>Date:   09th June, 2026</w:t>
             </w:r>
           </w:p>
         </w:tc>
@@ -3025,7 +3025,7 @@
                 <w:sz w:val="18"/>
                 <w:u w:val="none"/>
               </w:rPr>
-              <w:t>Date:   27th May, 2026</w:t>
+              <w:t>Date:   09th June, 2026</w:t>
             </w:r>
           </w:p>
         </w:tc>
@@ -3186,7 +3186,7 @@
           <w:sz w:val="20"/>
           <w:u w:val="none"/>
         </w:rPr>
-        <w:t>27th May, 2026</w:t>
+        <w:t>09th June, 2026</w:t>
       </w:r>
     </w:p>
     <w:p>
@@ -3246,7 +3246,37 @@
           <w:sz w:val="20"/>
           <w:u w:val="none"/>
         </w:rPr>
+        <w:t>BLUE STAR REALTORS LIMITED</w:t>
+      </w:r>
+    </w:p>
+    <w:p>
+      <w:pPr>
+        <w:spacing w:before="0" w:after="20"/>
+        <w:jc w:val="left"/>
+      </w:pPr>
+      <w:r>
+        <w:rPr>
+          <w:rFonts w:ascii="Adani" w:hAnsi="Adani"/>
+          <w:b/>
+          <w:sz w:val="20"/>
+          <w:u w:val="none"/>
+        </w:rPr>
         <w:t>ADANI AGRI LOGISTICS (DAHOD) LIMITED</w:t>
+      </w:r>
+    </w:p>
+    <w:p>
+      <w:pPr>
+        <w:spacing w:before="0" w:after="20"/>
+        <w:jc w:val="left"/>
+      </w:pPr>
+      <w:r>
+        <w:rPr>
+          <w:rFonts w:ascii="Adani" w:hAnsi="Adani"/>
+          <w:b/>
+          <w:sz w:val="20"/>
+          <w:u w:val="none"/>
+        </w:rPr>
+        <w:t>ADANI LOGISTICS SERVICES LIMITED</w:t>
       </w:r>
     </w:p>
     <w:p>
@@ -3307,36 +3337,6 @@
           <w:u w:val="none"/>
         </w:rPr>
         <w:t>SULOCHANA PEDESTAL LIMITED</w:t>
-      </w:r>
-    </w:p>
-    <w:p>
-      <w:pPr>
-        <w:spacing w:before="0" w:after="20"/>
-        <w:jc w:val="left"/>
-      </w:pPr>
-      <w:r>
-        <w:rPr>
-          <w:rFonts w:ascii="Adani" w:hAnsi="Adani"/>
-          <w:b/>
-          <w:sz w:val="20"/>
-          <w:u w:val="none"/>
-        </w:rPr>
-        <w:t>BLUE STAR REALTORS LIMITED</w:t>
-      </w:r>
-    </w:p>
-    <w:p>
-      <w:pPr>
-        <w:spacing w:before="0" w:after="20"/>
-        <w:jc w:val="left"/>
-      </w:pPr>
-      <w:r>
-        <w:rPr>
-          <w:rFonts w:ascii="Adani" w:hAnsi="Adani"/>
-          <w:b/>
-          <w:sz w:val="20"/>
-          <w:u w:val="none"/>
-        </w:rPr>
-        <w:t>ADANI LOGISTICS SERVICES LIMITED</w:t>
       </w:r>
     </w:p>
     <w:p>
@@ -3442,7 +3442,37 @@
           <w:sz w:val="20"/>
           <w:u w:val="none"/>
         </w:rPr>
+        <w:t>BLUE STAR REALTORS LIMITED</w:t>
+      </w:r>
+    </w:p>
+    <w:p>
+      <w:pPr>
+        <w:spacing w:before="0" w:after="20"/>
+        <w:jc w:val="left"/>
+      </w:pPr>
+      <w:r>
+        <w:rPr>
+          <w:rFonts w:ascii="Adani" w:hAnsi="Adani"/>
+          <w:b w:val="0"/>
+          <w:sz w:val="20"/>
+          <w:u w:val="none"/>
+        </w:rPr>
         <w:t>ADANI AGRI LOGISTICS (DAHOD) LIMITED</w:t>
+      </w:r>
+    </w:p>
+    <w:p>
+      <w:pPr>
+        <w:spacing w:before="0" w:after="20"/>
+        <w:jc w:val="left"/>
+      </w:pPr>
+      <w:r>
+        <w:rPr>
+          <w:rFonts w:ascii="Adani" w:hAnsi="Adani"/>
+          <w:b w:val="0"/>
+          <w:sz w:val="20"/>
+          <w:u w:val="none"/>
+        </w:rPr>
+        <w:t>ADANI LOGISTICS SERVICES LIMITED</w:t>
       </w:r>
     </w:p>
     <w:p>
@@ -3503,36 +3533,6 @@
           <w:u w:val="none"/>
         </w:rPr>
         <w:t>SULOCHANA PEDESTAL LIMITED</w:t>
-      </w:r>
-    </w:p>
-    <w:p>
-      <w:pPr>
-        <w:spacing w:before="0" w:after="20"/>
-        <w:jc w:val="left"/>
-      </w:pPr>
-      <w:r>
-        <w:rPr>
-          <w:rFonts w:ascii="Adani" w:hAnsi="Adani"/>
-          <w:b w:val="0"/>
-          <w:sz w:val="20"/>
-          <w:u w:val="none"/>
-        </w:rPr>
-        <w:t>BLUE STAR REALTORS LIMITED</w:t>
-      </w:r>
-    </w:p>
-    <w:p>
-      <w:pPr>
-        <w:spacing w:before="0" w:after="20"/>
-        <w:jc w:val="left"/>
-      </w:pPr>
-      <w:r>
-        <w:rPr>
-          <w:rFonts w:ascii="Adani" w:hAnsi="Adani"/>
-          <w:b w:val="0"/>
-          <w:sz w:val="20"/>
-          <w:u w:val="none"/>
-        </w:rPr>
-        <w:t>ADANI LOGISTICS SERVICES LIMITED</w:t>
       </w:r>
     </w:p>
     <w:p>
@@ -4675,6 +4675,120 @@
                 <w:sz w:val="18"/>
                 <w:u w:val="none"/>
               </w:rPr>
+              <w:t>U45200MH1990PLC055968</w:t>
+            </w:r>
+          </w:p>
+        </w:tc>
+        <w:tc>
+          <w:tcPr>
+            <w:tcW w:type="dxa" w:w="4252"/>
+            <w:shd w:val="clear" w:color="auto" w:fill="FFFFFF"/>
+            <w:tcBorders>
+              <w:top w:val="single" w:sz="4" w:space="0" w:color="000000"/>
+              <w:left w:val="single" w:sz="4" w:space="0" w:color="000000"/>
+              <w:bottom w:val="single" w:sz="4" w:space="0" w:color="000000"/>
+              <w:right w:val="single" w:sz="4" w:space="0" w:color="000000"/>
+            </w:tcBorders>
+            <w:vAlign w:val="center"/>
+          </w:tcPr>
+          <w:p>
+            <w:pPr>
+              <w:spacing w:before="40" w:after="40"/>
+              <w:jc w:val="left"/>
+            </w:pPr>
+            <w:r>
+              <w:rPr>
+                <w:rFonts w:ascii="Adani" w:hAnsi="Adani"/>
+                <w:b w:val="0"/>
+                <w:sz w:val="18"/>
+                <w:u w:val="none"/>
+              </w:rPr>
+              <w:t>BLUE STAR REALTORS LIMITED</w:t>
+            </w:r>
+          </w:p>
+        </w:tc>
+        <w:tc>
+          <w:tcPr>
+            <w:tcW w:type="dxa" w:w="1587"/>
+            <w:shd w:val="clear" w:color="auto" w:fill="FFFFFF"/>
+            <w:tcBorders>
+              <w:top w:val="single" w:sz="4" w:space="0" w:color="000000"/>
+              <w:left w:val="single" w:sz="4" w:space="0" w:color="000000"/>
+              <w:bottom w:val="single" w:sz="4" w:space="0" w:color="000000"/>
+              <w:right w:val="single" w:sz="4" w:space="0" w:color="000000"/>
+            </w:tcBorders>
+            <w:vAlign w:val="center"/>
+          </w:tcPr>
+          <w:p>
+            <w:pPr>
+              <w:spacing w:before="40" w:after="40"/>
+              <w:jc w:val="left"/>
+            </w:pPr>
+            <w:r>
+              <w:rPr>
+                <w:rFonts w:ascii="Adani" w:hAnsi="Adani"/>
+                <w:b w:val="0"/>
+                <w:sz w:val="18"/>
+                <w:u w:val="none"/>
+              </w:rPr>
+              <w:t>Director</w:t>
+            </w:r>
+          </w:p>
+        </w:tc>
+        <w:tc>
+          <w:tcPr>
+            <w:tcW w:type="dxa" w:w="1304"/>
+            <w:shd w:val="clear" w:color="auto" w:fill="FFFFFF"/>
+            <w:tcBorders>
+              <w:top w:val="single" w:sz="4" w:space="0" w:color="000000"/>
+              <w:left w:val="single" w:sz="4" w:space="0" w:color="000000"/>
+              <w:bottom w:val="single" w:sz="4" w:space="0" w:color="000000"/>
+              <w:right w:val="single" w:sz="4" w:space="0" w:color="000000"/>
+            </w:tcBorders>
+            <w:vAlign w:val="center"/>
+          </w:tcPr>
+          <w:p>
+            <w:pPr>
+              <w:spacing w:before="40" w:after="40"/>
+              <w:jc w:val="left"/>
+            </w:pPr>
+            <w:r>
+              <w:rPr>
+                <w:rFonts w:ascii="Adani" w:hAnsi="Adani"/>
+                <w:b w:val="0"/>
+                <w:sz w:val="18"/>
+                <w:u w:val="none"/>
+              </w:rPr>
+              <w:t>21/06/2025</w:t>
+            </w:r>
+          </w:p>
+        </w:tc>
+      </w:tr>
+      <w:tr>
+        <w:tc>
+          <w:tcPr>
+            <w:tcW w:type="dxa" w:w="2268"/>
+            <w:shd w:val="clear" w:color="auto" w:fill="FFFFFF"/>
+            <w:tcBorders>
+              <w:top w:val="single" w:sz="4" w:space="0" w:color="000000"/>
+              <w:left w:val="single" w:sz="4" w:space="0" w:color="000000"/>
+              <w:bottom w:val="single" w:sz="4" w:space="0" w:color="000000"/>
+              <w:right w:val="single" w:sz="4" w:space="0" w:color="000000"/>
+            </w:tcBorders>
+            <w:vAlign w:val="center"/>
+          </w:tcPr>
+          <w:p>
+            <w:pPr>
+              <w:spacing w:before="40" w:after="40"/>
+              <w:jc w:val="left"/>
+            </w:pPr>
+            <w:r>
+              <w:rPr>
+                <w:rFonts w:ascii="Adani" w:hAnsi="Adani"/>
+                <w:b w:val="0"/>
+                <w:sz w:val="18"/>
+                <w:u w:val="none"/>
+              </w:rPr>
               <w:t>U74999GJ2018PLC103504</w:t>
             </w:r>
           </w:p>
@@ -4760,6 +4874,120 @@
                 <w:u w:val="none"/>
               </w:rPr>
               <w:t>21/06/2025</w:t>
+            </w:r>
+          </w:p>
+        </w:tc>
+      </w:tr>
+      <w:tr>
+        <w:tc>
+          <w:tcPr>
+            <w:tcW w:type="dxa" w:w="2268"/>
+            <w:shd w:val="clear" w:color="auto" w:fill="FFFFFF"/>
+            <w:tcBorders>
+              <w:top w:val="single" w:sz="4" w:space="0" w:color="000000"/>
+              <w:left w:val="single" w:sz="4" w:space="0" w:color="000000"/>
+              <w:bottom w:val="single" w:sz="4" w:space="0" w:color="000000"/>
+              <w:right w:val="single" w:sz="4" w:space="0" w:color="000000"/>
+            </w:tcBorders>
+            <w:vAlign w:val="center"/>
+          </w:tcPr>
+          <w:p>
+            <w:pPr>
+              <w:spacing w:before="40" w:after="40"/>
+              <w:jc w:val="left"/>
+            </w:pPr>
+            <w:r>
+              <w:rPr>
+                <w:rFonts w:ascii="Adani" w:hAnsi="Adani"/>
+                <w:b w:val="0"/>
+                <w:sz w:val="18"/>
+                <w:u w:val="none"/>
+              </w:rPr>
+              <w:t>U60210GJ2006PLC118174</w:t>
+            </w:r>
+          </w:p>
+        </w:tc>
+        <w:tc>
+          <w:tcPr>
+            <w:tcW w:type="dxa" w:w="4252"/>
+            <w:shd w:val="clear" w:color="auto" w:fill="FFFFFF"/>
+            <w:tcBorders>
+              <w:top w:val="single" w:sz="4" w:space="0" w:color="000000"/>
+              <w:left w:val="single" w:sz="4" w:space="0" w:color="000000"/>
+              <w:bottom w:val="single" w:sz="4" w:space="0" w:color="000000"/>
+              <w:right w:val="single" w:sz="4" w:space="0" w:color="000000"/>
+            </w:tcBorders>
+            <w:vAlign w:val="center"/>
+          </w:tcPr>
+          <w:p>
+            <w:pPr>
+              <w:spacing w:before="40" w:after="40"/>
+              <w:jc w:val="left"/>
+            </w:pPr>
+            <w:r>
+              <w:rPr>
+                <w:rFonts w:ascii="Adani" w:hAnsi="Adani"/>
+                <w:b w:val="0"/>
+                <w:sz w:val="18"/>
+                <w:u w:val="none"/>
+              </w:rPr>
+              <w:t>ADANI LOGISTICS SERVICES LIMITED</w:t>
+            </w:r>
+          </w:p>
+        </w:tc>
+        <w:tc>
+          <w:tcPr>
+            <w:tcW w:type="dxa" w:w="1587"/>
+            <w:shd w:val="clear" w:color="auto" w:fill="FFFFFF"/>
+            <w:tcBorders>
+              <w:top w:val="single" w:sz="4" w:space="0" w:color="000000"/>
+              <w:left w:val="single" w:sz="4" w:space="0" w:color="000000"/>
+              <w:bottom w:val="single" w:sz="4" w:space="0" w:color="000000"/>
+              <w:right w:val="single" w:sz="4" w:space="0" w:color="000000"/>
+            </w:tcBorders>
+            <w:vAlign w:val="center"/>
+          </w:tcPr>
+          <w:p>
+            <w:pPr>
+              <w:spacing w:before="40" w:after="40"/>
+              <w:jc w:val="left"/>
+            </w:pPr>
+            <w:r>
+              <w:rPr>
+                <w:rFonts w:ascii="Adani" w:hAnsi="Adani"/>
+                <w:b w:val="0"/>
+                <w:sz w:val="18"/>
+                <w:u w:val="none"/>
+              </w:rPr>
+              <w:t>Director</w:t>
+            </w:r>
+          </w:p>
+        </w:tc>
+        <w:tc>
+          <w:tcPr>
+            <w:tcW w:type="dxa" w:w="1304"/>
+            <w:shd w:val="clear" w:color="auto" w:fill="FFFFFF"/>
+            <w:tcBorders>
+              <w:top w:val="single" w:sz="4" w:space="0" w:color="000000"/>
+              <w:left w:val="single" w:sz="4" w:space="0" w:color="000000"/>
+              <w:bottom w:val="single" w:sz="4" w:space="0" w:color="000000"/>
+              <w:right w:val="single" w:sz="4" w:space="0" w:color="000000"/>
+            </w:tcBorders>
+            <w:vAlign w:val="center"/>
+          </w:tcPr>
+          <w:p>
+            <w:pPr>
+              <w:spacing w:before="40" w:after="40"/>
+              <w:jc w:val="left"/>
+            </w:pPr>
+            <w:r>
+              <w:rPr>
+                <w:rFonts w:ascii="Adani" w:hAnsi="Adani"/>
+                <w:b w:val="0"/>
+                <w:sz w:val="18"/>
+                <w:u w:val="none"/>
+              </w:rPr>
+              <w:t>20/06/2025</w:t>
             </w:r>
           </w:p>
         </w:tc>
@@ -5245,234 +5473,6 @@
                 <w:sz w:val="18"/>
                 <w:u w:val="none"/>
               </w:rPr>
-              <w:t>U45200MH1990PLC055968</w:t>
-            </w:r>
-          </w:p>
-        </w:tc>
-        <w:tc>
-          <w:tcPr>
-            <w:tcW w:type="dxa" w:w="4252"/>
-            <w:shd w:val="clear" w:color="auto" w:fill="FFFFFF"/>
-            <w:tcBorders>
-              <w:top w:val="single" w:sz="4" w:space="0" w:color="000000"/>
-              <w:left w:val="single" w:sz="4" w:space="0" w:color="000000"/>
-              <w:bottom w:val="single" w:sz="4" w:space="0" w:color="000000"/>
-              <w:right w:val="single" w:sz="4" w:space="0" w:color="000000"/>
-            </w:tcBorders>
-            <w:vAlign w:val="center"/>
-          </w:tcPr>
-          <w:p>
-            <w:pPr>
-              <w:spacing w:before="40" w:after="40"/>
-              <w:jc w:val="left"/>
-            </w:pPr>
-            <w:r>
-              <w:rPr>
-                <w:rFonts w:ascii="Adani" w:hAnsi="Adani"/>
-                <w:b w:val="0"/>
-                <w:sz w:val="18"/>
-                <w:u w:val="none"/>
-              </w:rPr>
-              <w:t>BLUE STAR REALTORS LIMITED</w:t>
-            </w:r>
-          </w:p>
-        </w:tc>
-        <w:tc>
-          <w:tcPr>
-            <w:tcW w:type="dxa" w:w="1587"/>
-            <w:shd w:val="clear" w:color="auto" w:fill="FFFFFF"/>
-            <w:tcBorders>
-              <w:top w:val="single" w:sz="4" w:space="0" w:color="000000"/>
-              <w:left w:val="single" w:sz="4" w:space="0" w:color="000000"/>
-              <w:bottom w:val="single" w:sz="4" w:space="0" w:color="000000"/>
-              <w:right w:val="single" w:sz="4" w:space="0" w:color="000000"/>
-            </w:tcBorders>
-            <w:vAlign w:val="center"/>
-          </w:tcPr>
-          <w:p>
-            <w:pPr>
-              <w:spacing w:before="40" w:after="40"/>
-              <w:jc w:val="left"/>
-            </w:pPr>
-            <w:r>
-              <w:rPr>
-                <w:rFonts w:ascii="Adani" w:hAnsi="Adani"/>
-                <w:b w:val="0"/>
-                <w:sz w:val="18"/>
-                <w:u w:val="none"/>
-              </w:rPr>
-              <w:t>Additional Director</w:t>
-            </w:r>
-          </w:p>
-        </w:tc>
-        <w:tc>
-          <w:tcPr>
-            <w:tcW w:type="dxa" w:w="1304"/>
-            <w:shd w:val="clear" w:color="auto" w:fill="FFFFFF"/>
-            <w:tcBorders>
-              <w:top w:val="single" w:sz="4" w:space="0" w:color="000000"/>
-              <w:left w:val="single" w:sz="4" w:space="0" w:color="000000"/>
-              <w:bottom w:val="single" w:sz="4" w:space="0" w:color="000000"/>
-              <w:right w:val="single" w:sz="4" w:space="0" w:color="000000"/>
-            </w:tcBorders>
-            <w:vAlign w:val="center"/>
-          </w:tcPr>
-          <w:p>
-            <w:pPr>
-              <w:spacing w:before="40" w:after="40"/>
-              <w:jc w:val="left"/>
-            </w:pPr>
-            <w:r>
-              <w:rPr>
-                <w:rFonts w:ascii="Adani" w:hAnsi="Adani"/>
-                <w:b w:val="0"/>
-                <w:sz w:val="18"/>
-                <w:u w:val="none"/>
-              </w:rPr>
-              <w:t>15/11/2024</w:t>
-            </w:r>
-          </w:p>
-        </w:tc>
-      </w:tr>
-      <w:tr>
-        <w:tc>
-          <w:tcPr>
-            <w:tcW w:type="dxa" w:w="2268"/>
-            <w:shd w:val="clear" w:color="auto" w:fill="FFFFFF"/>
-            <w:tcBorders>
-              <w:top w:val="single" w:sz="4" w:space="0" w:color="000000"/>
-              <w:left w:val="single" w:sz="4" w:space="0" w:color="000000"/>
-              <w:bottom w:val="single" w:sz="4" w:space="0" w:color="000000"/>
-              <w:right w:val="single" w:sz="4" w:space="0" w:color="000000"/>
-            </w:tcBorders>
-            <w:vAlign w:val="center"/>
-          </w:tcPr>
-          <w:p>
-            <w:pPr>
-              <w:spacing w:before="40" w:after="40"/>
-              <w:jc w:val="left"/>
-            </w:pPr>
-            <w:r>
-              <w:rPr>
-                <w:rFonts w:ascii="Adani" w:hAnsi="Adani"/>
-                <w:b w:val="0"/>
-                <w:sz w:val="18"/>
-                <w:u w:val="none"/>
-              </w:rPr>
-              <w:t>U60210GJ2006PLC118174</w:t>
-            </w:r>
-          </w:p>
-        </w:tc>
-        <w:tc>
-          <w:tcPr>
-            <w:tcW w:type="dxa" w:w="4252"/>
-            <w:shd w:val="clear" w:color="auto" w:fill="FFFFFF"/>
-            <w:tcBorders>
-              <w:top w:val="single" w:sz="4" w:space="0" w:color="000000"/>
-              <w:left w:val="single" w:sz="4" w:space="0" w:color="000000"/>
-              <w:bottom w:val="single" w:sz="4" w:space="0" w:color="000000"/>
-              <w:right w:val="single" w:sz="4" w:space="0" w:color="000000"/>
-            </w:tcBorders>
-            <w:vAlign w:val="center"/>
-          </w:tcPr>
-          <w:p>
-            <w:pPr>
-              <w:spacing w:before="40" w:after="40"/>
-              <w:jc w:val="left"/>
-            </w:pPr>
-            <w:r>
-              <w:rPr>
-                <w:rFonts w:ascii="Adani" w:hAnsi="Adani"/>
-                <w:b w:val="0"/>
-                <w:sz w:val="18"/>
-                <w:u w:val="none"/>
-              </w:rPr>
-              <w:t>ADANI LOGISTICS SERVICES LIMITED</w:t>
-            </w:r>
-          </w:p>
-        </w:tc>
-        <w:tc>
-          <w:tcPr>
-            <w:tcW w:type="dxa" w:w="1587"/>
-            <w:shd w:val="clear" w:color="auto" w:fill="FFFFFF"/>
-            <w:tcBorders>
-              <w:top w:val="single" w:sz="4" w:space="0" w:color="000000"/>
-              <w:left w:val="single" w:sz="4" w:space="0" w:color="000000"/>
-              <w:bottom w:val="single" w:sz="4" w:space="0" w:color="000000"/>
-              <w:right w:val="single" w:sz="4" w:space="0" w:color="000000"/>
-            </w:tcBorders>
-            <w:vAlign w:val="center"/>
-          </w:tcPr>
-          <w:p>
-            <w:pPr>
-              <w:spacing w:before="40" w:after="40"/>
-              <w:jc w:val="left"/>
-            </w:pPr>
-            <w:r>
-              <w:rPr>
-                <w:rFonts w:ascii="Adani" w:hAnsi="Adani"/>
-                <w:b w:val="0"/>
-                <w:sz w:val="18"/>
-                <w:u w:val="none"/>
-              </w:rPr>
-              <w:t>Additional Director</w:t>
-            </w:r>
-          </w:p>
-        </w:tc>
-        <w:tc>
-          <w:tcPr>
-            <w:tcW w:type="dxa" w:w="1304"/>
-            <w:shd w:val="clear" w:color="auto" w:fill="FFFFFF"/>
-            <w:tcBorders>
-              <w:top w:val="single" w:sz="4" w:space="0" w:color="000000"/>
-              <w:left w:val="single" w:sz="4" w:space="0" w:color="000000"/>
-              <w:bottom w:val="single" w:sz="4" w:space="0" w:color="000000"/>
-              <w:right w:val="single" w:sz="4" w:space="0" w:color="000000"/>
-            </w:tcBorders>
-            <w:vAlign w:val="center"/>
-          </w:tcPr>
-          <w:p>
-            <w:pPr>
-              <w:spacing w:before="40" w:after="40"/>
-              <w:jc w:val="left"/>
-            </w:pPr>
-            <w:r>
-              <w:rPr>
-                <w:rFonts w:ascii="Adani" w:hAnsi="Adani"/>
-                <w:b w:val="0"/>
-                <w:sz w:val="18"/>
-                <w:u w:val="none"/>
-              </w:rPr>
-              <w:t>15/11/2024</w:t>
-            </w:r>
-          </w:p>
-        </w:tc>
-      </w:tr>
-      <w:tr>
-        <w:tc>
-          <w:tcPr>
-            <w:tcW w:type="dxa" w:w="2268"/>
-            <w:shd w:val="clear" w:color="auto" w:fill="FFFFFF"/>
-            <w:tcBorders>
-              <w:top w:val="single" w:sz="4" w:space="0" w:color="000000"/>
-              <w:left w:val="single" w:sz="4" w:space="0" w:color="000000"/>
-              <w:bottom w:val="single" w:sz="4" w:space="0" w:color="000000"/>
-              <w:right w:val="single" w:sz="4" w:space="0" w:color="000000"/>
-            </w:tcBorders>
-            <w:vAlign w:val="center"/>
-          </w:tcPr>
-          <w:p>
-            <w:pPr>
-              <w:spacing w:before="40" w:after="40"/>
-              <w:jc w:val="left"/>
-            </w:pPr>
-            <w:r>
-              <w:rPr>
-                <w:rFonts w:ascii="Adani" w:hAnsi="Adani"/>
-                <w:b w:val="0"/>
-                <w:sz w:val="18"/>
-                <w:u w:val="none"/>
-              </w:rPr>
               <w:t>U45200GJ2010PLC062503</w:t>
             </w:r>
           </w:p>
@@ -5529,7 +5529,7 @@
                 <w:sz w:val="18"/>
                 <w:u w:val="none"/>
               </w:rPr>
-              <w:t>Additional Director</w:t>
+              <w:t>Director</w:t>
             </w:r>
           </w:p>
         </w:tc>
@@ -5557,7 +5557,7 @@
                 <w:sz w:val="18"/>
                 <w:u w:val="none"/>
               </w:rPr>
-              <w:t>15/11/2024</w:t>
+              <w:t>16/06/2025</w:t>
             </w:r>
           </w:p>
         </w:tc>
@@ -5643,7 +5643,7 @@
                 <w:sz w:val="18"/>
                 <w:u w:val="none"/>
               </w:rPr>
-              <w:t>Additional Director</w:t>
+              <w:t>Whole-time director</w:t>
             </w:r>
           </w:p>
         </w:tc>
@@ -5671,7 +5671,7 @@
                 <w:sz w:val="18"/>
                 <w:u w:val="none"/>
               </w:rPr>
-              <w:t>30/10/2023</w:t>
+              <w:t>20/06/2024</w:t>
             </w:r>
           </w:p>
         </w:tc>
